--- a/practice/data/theory/jungol/03_고등/3주차/2026년_3차_고등_수업_교사용_2019-2025.docx
+++ b/practice/data/theory/jungol/03_고등/3주차/2026년_3차_고등_수업_교사용_2019-2025.docx
@@ -415,10 +415,10 @@
             <v:path o:extrusionok="f" gradientshapeok="t" o:connecttype="rect"/>
             <o:lock v:ext="edit" aspectratio="t"/>
           </v:shapetype>
-          <v:shape id="_x0000_i1025" type="#_x0000_t75" style="width:473pt;height:367.2pt" o:ole="">
+          <v:shape id="_x0000_i1025" type="#_x0000_t75" style="width:472.65pt;height:367.15pt" o:ole="">
             <v:imagedata r:id="rId7" o:title=""/>
           </v:shape>
-          <o:OLEObject Type="Embed" ProgID="Photoshop.Image.23" ShapeID="_x0000_i1025" DrawAspect="Content" ObjectID="_1833927351" r:id="rId8">
+          <o:OLEObject Type="Embed" ProgID="Photoshop.Image.23" ShapeID="_x0000_i1025" DrawAspect="Content" ObjectID="_1833980173" r:id="rId8">
             <o:FieldCodes>\s</o:FieldCodes>
           </o:OLEObject>
         </w:object>
@@ -27113,7 +27113,7 @@
           <w:sz w:val="24"/>
           <w:szCs w:val="24"/>
         </w:rPr>
-        <w:t>295168734</w:t>
+        <w:t xml:space="preserve"> </w:t>
       </w:r>
       <w:r>
         <w:rPr>
@@ -27121,7 +27121,7 @@
           <w:sz w:val="24"/>
           <w:szCs w:val="24"/>
         </w:rPr>
-        <w:t>에서</w:t>
+        <w:t>숫자</w:t>
       </w:r>
       <w:r>
         <w:rPr>
@@ -27137,239 +27137,7 @@
           <w:sz w:val="24"/>
           <w:szCs w:val="24"/>
         </w:rPr>
-        <w:t>다섯</w:t>
-      </w:r>
-      <w:r>
-        <w:rPr>
-          <w:rFonts w:ascii="Consolas" w:eastAsiaTheme="minorHAnsi" w:hAnsi="Consolas" w:hint="eastAsia"/>
-          <w:sz w:val="24"/>
-          <w:szCs w:val="24"/>
-        </w:rPr>
-        <w:t xml:space="preserve"> </w:t>
-      </w:r>
-      <w:r>
-        <w:rPr>
-          <w:rFonts w:ascii="Consolas" w:eastAsiaTheme="minorHAnsi" w:hAnsi="Consolas" w:hint="eastAsia"/>
-          <w:sz w:val="24"/>
-          <w:szCs w:val="24"/>
-        </w:rPr>
-        <w:t>개의</w:t>
-      </w:r>
-      <w:r>
-        <w:rPr>
-          <w:rFonts w:ascii="Consolas" w:eastAsiaTheme="minorHAnsi" w:hAnsi="Consolas" w:hint="eastAsia"/>
-          <w:sz w:val="24"/>
-          <w:szCs w:val="24"/>
-        </w:rPr>
-        <w:t xml:space="preserve"> </w:t>
-      </w:r>
-      <w:r>
-        <w:rPr>
-          <w:rFonts w:ascii="Consolas" w:eastAsiaTheme="minorHAnsi" w:hAnsi="Consolas" w:hint="eastAsia"/>
-          <w:sz w:val="24"/>
-          <w:szCs w:val="24"/>
-        </w:rPr>
-        <w:t>숫자를</w:t>
-      </w:r>
-      <w:r>
-        <w:rPr>
-          <w:rFonts w:ascii="Consolas" w:eastAsiaTheme="minorHAnsi" w:hAnsi="Consolas" w:hint="eastAsia"/>
-          <w:sz w:val="24"/>
-          <w:szCs w:val="24"/>
-        </w:rPr>
-        <w:t xml:space="preserve"> </w:t>
-      </w:r>
-      <w:r>
-        <w:rPr>
-          <w:rFonts w:ascii="Consolas" w:eastAsiaTheme="minorHAnsi" w:hAnsi="Consolas" w:hint="eastAsia"/>
-          <w:sz w:val="24"/>
-          <w:szCs w:val="24"/>
-        </w:rPr>
-        <w:t>제거한</w:t>
-      </w:r>
-      <w:r>
-        <w:rPr>
-          <w:rFonts w:ascii="Consolas" w:eastAsiaTheme="minorHAnsi" w:hAnsi="Consolas" w:hint="eastAsia"/>
-          <w:sz w:val="24"/>
-          <w:szCs w:val="24"/>
-        </w:rPr>
-        <w:t xml:space="preserve"> </w:t>
-      </w:r>
-      <w:r>
-        <w:rPr>
-          <w:rFonts w:ascii="Consolas" w:eastAsiaTheme="minorHAnsi" w:hAnsi="Consolas" w:hint="eastAsia"/>
-          <w:sz w:val="24"/>
-          <w:szCs w:val="24"/>
-        </w:rPr>
-        <w:t>후</w:t>
-      </w:r>
-      <w:r>
-        <w:rPr>
-          <w:rFonts w:ascii="Consolas" w:eastAsiaTheme="minorHAnsi" w:hAnsi="Consolas" w:hint="eastAsia"/>
-          <w:sz w:val="24"/>
-          <w:szCs w:val="24"/>
-        </w:rPr>
-        <w:t xml:space="preserve"> </w:t>
-      </w:r>
-      <w:r>
-        <w:rPr>
-          <w:rFonts w:ascii="Consolas" w:eastAsiaTheme="minorHAnsi" w:hAnsi="Consolas" w:hint="eastAsia"/>
-          <w:sz w:val="24"/>
-          <w:szCs w:val="24"/>
-        </w:rPr>
-        <w:t>남은</w:t>
-      </w:r>
-      <w:r>
-        <w:rPr>
-          <w:rFonts w:ascii="Consolas" w:eastAsiaTheme="minorHAnsi" w:hAnsi="Consolas" w:hint="eastAsia"/>
-          <w:sz w:val="24"/>
-          <w:szCs w:val="24"/>
-        </w:rPr>
-        <w:t xml:space="preserve"> </w:t>
-      </w:r>
-      <w:r>
-        <w:rPr>
-          <w:rFonts w:ascii="Consolas" w:eastAsiaTheme="minorHAnsi" w:hAnsi="Consolas" w:hint="eastAsia"/>
-          <w:sz w:val="24"/>
-          <w:szCs w:val="24"/>
-        </w:rPr>
-        <w:t>네</w:t>
-      </w:r>
-      <w:r>
-        <w:rPr>
-          <w:rFonts w:ascii="Consolas" w:eastAsiaTheme="minorHAnsi" w:hAnsi="Consolas" w:hint="eastAsia"/>
-          <w:sz w:val="24"/>
-          <w:szCs w:val="24"/>
-        </w:rPr>
-        <w:t xml:space="preserve"> </w:t>
-      </w:r>
-      <w:r>
-        <w:rPr>
-          <w:rFonts w:ascii="Consolas" w:eastAsiaTheme="minorHAnsi" w:hAnsi="Consolas" w:hint="eastAsia"/>
-          <w:sz w:val="24"/>
-          <w:szCs w:val="24"/>
-        </w:rPr>
-        <w:t>개의</w:t>
-      </w:r>
-      <w:r>
-        <w:rPr>
-          <w:rFonts w:ascii="Consolas" w:eastAsiaTheme="minorHAnsi" w:hAnsi="Consolas" w:hint="eastAsia"/>
-          <w:sz w:val="24"/>
-          <w:szCs w:val="24"/>
-        </w:rPr>
-        <w:t xml:space="preserve"> </w:t>
-      </w:r>
-      <w:r>
-        <w:rPr>
-          <w:rFonts w:ascii="Consolas" w:eastAsiaTheme="minorHAnsi" w:hAnsi="Consolas" w:hint="eastAsia"/>
-          <w:sz w:val="24"/>
-          <w:szCs w:val="24"/>
-        </w:rPr>
-        <w:t>숫자를</w:t>
-      </w:r>
-      <w:r>
-        <w:rPr>
-          <w:rFonts w:ascii="Consolas" w:eastAsiaTheme="minorHAnsi" w:hAnsi="Consolas" w:hint="eastAsia"/>
-          <w:sz w:val="24"/>
-          <w:szCs w:val="24"/>
-        </w:rPr>
-        <w:t xml:space="preserve"> </w:t>
-      </w:r>
-      <w:r>
-        <w:rPr>
-          <w:rFonts w:ascii="Consolas" w:eastAsiaTheme="minorHAnsi" w:hAnsi="Consolas" w:hint="eastAsia"/>
-          <w:sz w:val="24"/>
-          <w:szCs w:val="24"/>
-        </w:rPr>
-        <w:t>순서대로</w:t>
-      </w:r>
-      <w:r>
-        <w:rPr>
-          <w:rFonts w:ascii="Consolas" w:eastAsiaTheme="minorHAnsi" w:hAnsi="Consolas" w:hint="eastAsia"/>
-          <w:sz w:val="24"/>
-          <w:szCs w:val="24"/>
-        </w:rPr>
-        <w:t xml:space="preserve"> </w:t>
-      </w:r>
-      <w:r>
-        <w:rPr>
-          <w:rFonts w:ascii="Consolas" w:eastAsiaTheme="minorHAnsi" w:hAnsi="Consolas" w:hint="eastAsia"/>
-          <w:sz w:val="24"/>
-          <w:szCs w:val="24"/>
-        </w:rPr>
-        <w:t>읽으면</w:t>
-      </w:r>
-      <w:r>
-        <w:rPr>
-          <w:rFonts w:ascii="Consolas" w:eastAsiaTheme="minorHAnsi" w:hAnsi="Consolas" w:hint="eastAsia"/>
-          <w:sz w:val="24"/>
-          <w:szCs w:val="24"/>
-        </w:rPr>
-        <w:t xml:space="preserve">, </w:t>
-      </w:r>
-      <w:r>
-        <w:rPr>
-          <w:rFonts w:ascii="Consolas" w:eastAsiaTheme="minorHAnsi" w:hAnsi="Consolas" w:hint="eastAsia"/>
-          <w:sz w:val="24"/>
-          <w:szCs w:val="24"/>
-        </w:rPr>
-        <w:t>네</w:t>
-      </w:r>
-      <w:r>
-        <w:rPr>
-          <w:rFonts w:ascii="Consolas" w:eastAsiaTheme="minorHAnsi" w:hAnsi="Consolas" w:hint="eastAsia"/>
-          <w:sz w:val="24"/>
-          <w:szCs w:val="24"/>
-        </w:rPr>
-        <w:t xml:space="preserve"> </w:t>
-      </w:r>
-      <w:r>
-        <w:rPr>
-          <w:rFonts w:ascii="Consolas" w:eastAsiaTheme="minorHAnsi" w:hAnsi="Consolas" w:hint="eastAsia"/>
-          <w:sz w:val="24"/>
-          <w:szCs w:val="24"/>
-        </w:rPr>
-        <w:t>자리</w:t>
-      </w:r>
-      <w:r>
-        <w:rPr>
-          <w:rFonts w:ascii="Consolas" w:eastAsiaTheme="minorHAnsi" w:hAnsi="Consolas" w:hint="eastAsia"/>
-          <w:sz w:val="24"/>
-          <w:szCs w:val="24"/>
-        </w:rPr>
-        <w:t xml:space="preserve"> </w:t>
-      </w:r>
-      <w:r>
-        <w:rPr>
-          <w:rFonts w:ascii="Consolas" w:eastAsiaTheme="minorHAnsi" w:hAnsi="Consolas" w:hint="eastAsia"/>
-          <w:sz w:val="24"/>
-          <w:szCs w:val="24"/>
-        </w:rPr>
-        <w:t>자연수가</w:t>
-      </w:r>
-      <w:r>
-        <w:rPr>
-          <w:rFonts w:ascii="Consolas" w:eastAsiaTheme="minorHAnsi" w:hAnsi="Consolas" w:hint="eastAsia"/>
-          <w:sz w:val="24"/>
-          <w:szCs w:val="24"/>
-        </w:rPr>
-        <w:t xml:space="preserve"> </w:t>
-      </w:r>
-      <w:r>
-        <w:rPr>
-          <w:rFonts w:ascii="Consolas" w:eastAsiaTheme="minorHAnsi" w:hAnsi="Consolas" w:hint="eastAsia"/>
-          <w:sz w:val="24"/>
-          <w:szCs w:val="24"/>
-        </w:rPr>
-        <w:t>만들어진다</w:t>
-      </w:r>
-      <w:r>
-        <w:rPr>
-          <w:rFonts w:ascii="Consolas" w:eastAsiaTheme="minorHAnsi" w:hAnsi="Consolas" w:hint="eastAsia"/>
-          <w:sz w:val="24"/>
-          <w:szCs w:val="24"/>
-        </w:rPr>
-        <w:t>.</w:t>
+        <w:t>제거</w:t>
       </w:r>
     </w:p>
     <w:p>
@@ -27388,7 +27156,7 @@
           <w:sz w:val="24"/>
           <w:szCs w:val="24"/>
         </w:rPr>
-        <w:t>예를</w:t>
+        <w:t>295168734</w:t>
       </w:r>
       <w:r>
         <w:rPr>
@@ -27396,7 +27164,7 @@
           <w:sz w:val="24"/>
           <w:szCs w:val="24"/>
         </w:rPr>
-        <w:t xml:space="preserve"> </w:t>
+        <w:t>에서</w:t>
       </w:r>
       <w:r>
         <w:rPr>
@@ -27404,7 +27172,7 @@
           <w:sz w:val="24"/>
           <w:szCs w:val="24"/>
         </w:rPr>
-        <w:t>들어</w:t>
+        <w:t xml:space="preserve"> </w:t>
       </w:r>
       <w:r>
         <w:rPr>
@@ -27412,7 +27180,7 @@
           <w:sz w:val="24"/>
           <w:szCs w:val="24"/>
         </w:rPr>
-        <w:t xml:space="preserve"> 295168734</w:t>
+        <w:t>다섯</w:t>
       </w:r>
       <w:r>
         <w:rPr>
@@ -27420,7 +27188,7 @@
           <w:sz w:val="24"/>
           <w:szCs w:val="24"/>
         </w:rPr>
-        <w:t>에서</w:t>
+        <w:t xml:space="preserve"> </w:t>
       </w:r>
       <w:r>
         <w:rPr>
@@ -27428,7 +27196,7 @@
           <w:sz w:val="24"/>
           <w:szCs w:val="24"/>
         </w:rPr>
-        <w:t xml:space="preserve"> 9, 1, 6, 3, 4</w:t>
+        <w:t>개의</w:t>
       </w:r>
       <w:r>
         <w:rPr>
@@ -27436,7 +27204,7 @@
           <w:sz w:val="24"/>
           <w:szCs w:val="24"/>
         </w:rPr>
-        <w:t>를</w:t>
+        <w:t xml:space="preserve"> </w:t>
       </w:r>
       <w:r>
         <w:rPr>
@@ -27444,7 +27212,7 @@
           <w:sz w:val="24"/>
           <w:szCs w:val="24"/>
         </w:rPr>
-        <w:t xml:space="preserve"> </w:t>
+        <w:t>숫자를</w:t>
       </w:r>
       <w:r>
         <w:rPr>
@@ -27452,7 +27220,7 @@
           <w:sz w:val="24"/>
           <w:szCs w:val="24"/>
         </w:rPr>
-        <w:t>제거하면</w:t>
+        <w:t xml:space="preserve"> </w:t>
       </w:r>
       <w:r>
         <w:rPr>
@@ -27460,7 +27228,7 @@
           <w:sz w:val="24"/>
           <w:szCs w:val="24"/>
         </w:rPr>
-        <w:t xml:space="preserve"> </w:t>
+        <w:t>제거한</w:t>
       </w:r>
       <w:r>
         <w:rPr>
@@ -27468,6 +27236,46 @@
           <w:sz w:val="24"/>
           <w:szCs w:val="24"/>
         </w:rPr>
+        <w:t xml:space="preserve"> </w:t>
+      </w:r>
+      <w:r>
+        <w:rPr>
+          <w:rFonts w:ascii="Consolas" w:eastAsiaTheme="minorHAnsi" w:hAnsi="Consolas" w:hint="eastAsia"/>
+          <w:sz w:val="24"/>
+          <w:szCs w:val="24"/>
+        </w:rPr>
+        <w:t>후</w:t>
+      </w:r>
+      <w:r>
+        <w:rPr>
+          <w:rFonts w:ascii="Consolas" w:eastAsiaTheme="minorHAnsi" w:hAnsi="Consolas" w:hint="eastAsia"/>
+          <w:sz w:val="24"/>
+          <w:szCs w:val="24"/>
+        </w:rPr>
+        <w:t xml:space="preserve"> </w:t>
+      </w:r>
+      <w:r>
+        <w:rPr>
+          <w:rFonts w:ascii="Consolas" w:eastAsiaTheme="minorHAnsi" w:hAnsi="Consolas" w:hint="eastAsia"/>
+          <w:sz w:val="24"/>
+          <w:szCs w:val="24"/>
+        </w:rPr>
+        <w:t>남은</w:t>
+      </w:r>
+      <w:r>
+        <w:rPr>
+          <w:rFonts w:ascii="Consolas" w:eastAsiaTheme="minorHAnsi" w:hAnsi="Consolas" w:hint="eastAsia"/>
+          <w:sz w:val="24"/>
+          <w:szCs w:val="24"/>
+        </w:rPr>
+        <w:t xml:space="preserve"> </w:t>
+      </w:r>
+      <w:r>
+        <w:rPr>
+          <w:rFonts w:ascii="Consolas" w:eastAsiaTheme="minorHAnsi" w:hAnsi="Consolas" w:hint="eastAsia"/>
+          <w:sz w:val="24"/>
+          <w:szCs w:val="24"/>
+        </w:rPr>
         <w:t>네</w:t>
       </w:r>
       <w:r>
@@ -27484,6 +27292,86 @@
           <w:sz w:val="24"/>
           <w:szCs w:val="24"/>
         </w:rPr>
+        <w:t>개의</w:t>
+      </w:r>
+      <w:r>
+        <w:rPr>
+          <w:rFonts w:ascii="Consolas" w:eastAsiaTheme="minorHAnsi" w:hAnsi="Consolas" w:hint="eastAsia"/>
+          <w:sz w:val="24"/>
+          <w:szCs w:val="24"/>
+        </w:rPr>
+        <w:t xml:space="preserve"> </w:t>
+      </w:r>
+      <w:r>
+        <w:rPr>
+          <w:rFonts w:ascii="Consolas" w:eastAsiaTheme="minorHAnsi" w:hAnsi="Consolas" w:hint="eastAsia"/>
+          <w:sz w:val="24"/>
+          <w:szCs w:val="24"/>
+        </w:rPr>
+        <w:t>숫자를</w:t>
+      </w:r>
+      <w:r>
+        <w:rPr>
+          <w:rFonts w:ascii="Consolas" w:eastAsiaTheme="minorHAnsi" w:hAnsi="Consolas" w:hint="eastAsia"/>
+          <w:sz w:val="24"/>
+          <w:szCs w:val="24"/>
+        </w:rPr>
+        <w:t xml:space="preserve"> </w:t>
+      </w:r>
+      <w:r>
+        <w:rPr>
+          <w:rFonts w:ascii="Consolas" w:eastAsiaTheme="minorHAnsi" w:hAnsi="Consolas" w:hint="eastAsia"/>
+          <w:sz w:val="24"/>
+          <w:szCs w:val="24"/>
+        </w:rPr>
+        <w:t>순서대로</w:t>
+      </w:r>
+      <w:r>
+        <w:rPr>
+          <w:rFonts w:ascii="Consolas" w:eastAsiaTheme="minorHAnsi" w:hAnsi="Consolas" w:hint="eastAsia"/>
+          <w:sz w:val="24"/>
+          <w:szCs w:val="24"/>
+        </w:rPr>
+        <w:t xml:space="preserve"> </w:t>
+      </w:r>
+      <w:r>
+        <w:rPr>
+          <w:rFonts w:ascii="Consolas" w:eastAsiaTheme="minorHAnsi" w:hAnsi="Consolas" w:hint="eastAsia"/>
+          <w:sz w:val="24"/>
+          <w:szCs w:val="24"/>
+        </w:rPr>
+        <w:t>읽으면</w:t>
+      </w:r>
+      <w:r>
+        <w:rPr>
+          <w:rFonts w:ascii="Consolas" w:eastAsiaTheme="minorHAnsi" w:hAnsi="Consolas" w:hint="eastAsia"/>
+          <w:sz w:val="24"/>
+          <w:szCs w:val="24"/>
+        </w:rPr>
+        <w:t xml:space="preserve">, </w:t>
+      </w:r>
+      <w:r>
+        <w:rPr>
+          <w:rFonts w:ascii="Consolas" w:eastAsiaTheme="minorHAnsi" w:hAnsi="Consolas" w:hint="eastAsia"/>
+          <w:sz w:val="24"/>
+          <w:szCs w:val="24"/>
+        </w:rPr>
+        <w:t>네</w:t>
+      </w:r>
+      <w:r>
+        <w:rPr>
+          <w:rFonts w:ascii="Consolas" w:eastAsiaTheme="minorHAnsi" w:hAnsi="Consolas" w:hint="eastAsia"/>
+          <w:sz w:val="24"/>
+          <w:szCs w:val="24"/>
+        </w:rPr>
+        <w:t xml:space="preserve"> </w:t>
+      </w:r>
+      <w:r>
+        <w:rPr>
+          <w:rFonts w:ascii="Consolas" w:eastAsiaTheme="minorHAnsi" w:hAnsi="Consolas" w:hint="eastAsia"/>
+          <w:sz w:val="24"/>
+          <w:szCs w:val="24"/>
+        </w:rPr>
         <w:t>자리</w:t>
       </w:r>
       <w:r>
@@ -27500,23 +27388,7 @@
           <w:sz w:val="24"/>
           <w:szCs w:val="24"/>
         </w:rPr>
-        <w:t>자연수</w:t>
-      </w:r>
-      <w:r>
-        <w:rPr>
-          <w:rFonts w:ascii="Consolas" w:eastAsiaTheme="minorHAnsi" w:hAnsi="Consolas" w:hint="eastAsia"/>
-          <w:sz w:val="24"/>
-          <w:szCs w:val="24"/>
-        </w:rPr>
-        <w:t xml:space="preserve"> 2587</w:t>
-      </w:r>
-      <w:r>
-        <w:rPr>
-          <w:rFonts w:ascii="Consolas" w:eastAsiaTheme="minorHAnsi" w:hAnsi="Consolas" w:hint="eastAsia"/>
-          <w:sz w:val="24"/>
-          <w:szCs w:val="24"/>
-        </w:rPr>
-        <w:t>이</w:t>
+        <w:t>자연수가</w:t>
       </w:r>
       <w:r>
         <w:rPr>
@@ -27546,7 +27418,7 @@
     <w:p>
       <w:pPr>
         <w:pStyle w:val="a7"/>
-        <w:ind w:leftChars="0" w:left="0" w:firstLine="400"/>
+        <w:ind w:leftChars="0" w:left="400"/>
         <w:rPr>
           <w:rFonts w:ascii="Consolas" w:eastAsiaTheme="minorHAnsi" w:hAnsi="Consolas"/>
           <w:sz w:val="24"/>
@@ -27559,7 +27431,7 @@
           <w:sz w:val="24"/>
           <w:szCs w:val="24"/>
         </w:rPr>
-        <w:t>이렇게</w:t>
+        <w:t>예를</w:t>
       </w:r>
       <w:r>
         <w:rPr>
@@ -27575,7 +27447,7 @@
           <w:sz w:val="24"/>
           <w:szCs w:val="24"/>
         </w:rPr>
-        <w:t>만들</w:t>
+        <w:t>들어</w:t>
       </w:r>
       <w:r>
         <w:rPr>
@@ -27583,7 +27455,7 @@
           <w:sz w:val="24"/>
           <w:szCs w:val="24"/>
         </w:rPr>
-        <w:t xml:space="preserve"> </w:t>
+        <w:t xml:space="preserve"> 295168734</w:t>
       </w:r>
       <w:r>
         <w:rPr>
@@ -27591,7 +27463,7 @@
           <w:sz w:val="24"/>
           <w:szCs w:val="24"/>
         </w:rPr>
-        <w:t>수</w:t>
+        <w:t>에서</w:t>
       </w:r>
       <w:r>
         <w:rPr>
@@ -27599,7 +27471,7 @@
           <w:sz w:val="24"/>
           <w:szCs w:val="24"/>
         </w:rPr>
-        <w:t xml:space="preserve"> </w:t>
+        <w:t xml:space="preserve"> 9, 1, 6, 3, 4</w:t>
       </w:r>
       <w:r>
         <w:rPr>
@@ -27607,7 +27479,7 @@
           <w:sz w:val="24"/>
           <w:szCs w:val="24"/>
         </w:rPr>
-        <w:t>있는</w:t>
+        <w:t>를</w:t>
       </w:r>
       <w:r>
         <w:rPr>
@@ -27623,7 +27495,7 @@
           <w:sz w:val="24"/>
           <w:szCs w:val="24"/>
         </w:rPr>
-        <w:t>모든</w:t>
+        <w:t>제거하면</w:t>
       </w:r>
       <w:r>
         <w:rPr>
@@ -27679,7 +27551,7 @@
           <w:sz w:val="24"/>
           <w:szCs w:val="24"/>
         </w:rPr>
-        <w:t xml:space="preserve"> </w:t>
+        <w:t xml:space="preserve"> 2587</w:t>
       </w:r>
       <w:r>
         <w:rPr>
@@ -27687,7 +27559,7 @@
           <w:sz w:val="24"/>
           <w:szCs w:val="24"/>
         </w:rPr>
-        <w:t>가운데</w:t>
+        <w:t>이</w:t>
       </w:r>
       <w:r>
         <w:rPr>
@@ -27695,7 +27567,7 @@
           <w:sz w:val="24"/>
           <w:szCs w:val="24"/>
         </w:rPr>
-        <w:t>, 49</w:t>
+        <w:t xml:space="preserve"> </w:t>
       </w:r>
       <w:r>
         <w:rPr>
@@ -27703,7 +27575,7 @@
           <w:sz w:val="24"/>
           <w:szCs w:val="24"/>
         </w:rPr>
-        <w:t>번째로</w:t>
+        <w:t>만들어진다</w:t>
       </w:r>
       <w:r>
         <w:rPr>
@@ -27711,47 +27583,7 @@
           <w:sz w:val="24"/>
           <w:szCs w:val="24"/>
         </w:rPr>
-        <w:t xml:space="preserve"> </w:t>
-      </w:r>
-      <w:r>
-        <w:rPr>
-          <w:rFonts w:ascii="Consolas" w:eastAsiaTheme="minorHAnsi" w:hAnsi="Consolas" w:hint="eastAsia"/>
-          <w:sz w:val="24"/>
-          <w:szCs w:val="24"/>
-        </w:rPr>
-        <w:t>큰</w:t>
-      </w:r>
-      <w:r>
-        <w:rPr>
-          <w:rFonts w:ascii="Consolas" w:eastAsiaTheme="minorHAnsi" w:hAnsi="Consolas" w:hint="eastAsia"/>
-          <w:sz w:val="24"/>
-          <w:szCs w:val="24"/>
-        </w:rPr>
-        <w:t xml:space="preserve"> </w:t>
-      </w:r>
-      <w:r>
-        <w:rPr>
-          <w:rFonts w:ascii="Consolas" w:eastAsiaTheme="minorHAnsi" w:hAnsi="Consolas" w:hint="eastAsia"/>
-          <w:sz w:val="24"/>
-          <w:szCs w:val="24"/>
-        </w:rPr>
-        <w:t>수는</w:t>
-      </w:r>
-      <w:r>
-        <w:rPr>
-          <w:rFonts w:ascii="Consolas" w:eastAsiaTheme="minorHAnsi" w:hAnsi="Consolas" w:hint="eastAsia"/>
-          <w:sz w:val="24"/>
-          <w:szCs w:val="24"/>
-        </w:rPr>
-        <w:t>?</w:t>
-      </w:r>
-      <w:r>
-        <w:rPr>
-          <w:rFonts w:ascii="Consolas" w:eastAsiaTheme="minorHAnsi" w:hAnsi="Consolas"/>
-          <w:sz w:val="24"/>
-          <w:szCs w:val="24"/>
-        </w:rPr>
-        <w:t xml:space="preserve"> </w:t>
+        <w:t>.</w:t>
       </w:r>
     </w:p>
     <w:p>
@@ -27759,6 +27591,217 @@
         <w:pStyle w:val="a7"/>
         <w:ind w:leftChars="0" w:left="0" w:firstLine="400"/>
         <w:rPr>
+          <w:rFonts w:ascii="Consolas" w:eastAsiaTheme="minorHAnsi" w:hAnsi="Consolas"/>
+          <w:sz w:val="24"/>
+          <w:szCs w:val="24"/>
+        </w:rPr>
+      </w:pPr>
+      <w:r>
+        <w:rPr>
+          <w:rFonts w:ascii="Consolas" w:eastAsiaTheme="minorHAnsi" w:hAnsi="Consolas" w:hint="eastAsia"/>
+          <w:sz w:val="24"/>
+          <w:szCs w:val="24"/>
+        </w:rPr>
+        <w:t>이렇게</w:t>
+      </w:r>
+      <w:r>
+        <w:rPr>
+          <w:rFonts w:ascii="Consolas" w:eastAsiaTheme="minorHAnsi" w:hAnsi="Consolas" w:hint="eastAsia"/>
+          <w:sz w:val="24"/>
+          <w:szCs w:val="24"/>
+        </w:rPr>
+        <w:t xml:space="preserve"> </w:t>
+      </w:r>
+      <w:r>
+        <w:rPr>
+          <w:rFonts w:ascii="Consolas" w:eastAsiaTheme="minorHAnsi" w:hAnsi="Consolas" w:hint="eastAsia"/>
+          <w:sz w:val="24"/>
+          <w:szCs w:val="24"/>
+        </w:rPr>
+        <w:t>만들</w:t>
+      </w:r>
+      <w:r>
+        <w:rPr>
+          <w:rFonts w:ascii="Consolas" w:eastAsiaTheme="minorHAnsi" w:hAnsi="Consolas" w:hint="eastAsia"/>
+          <w:sz w:val="24"/>
+          <w:szCs w:val="24"/>
+        </w:rPr>
+        <w:t xml:space="preserve"> </w:t>
+      </w:r>
+      <w:r>
+        <w:rPr>
+          <w:rFonts w:ascii="Consolas" w:eastAsiaTheme="minorHAnsi" w:hAnsi="Consolas" w:hint="eastAsia"/>
+          <w:sz w:val="24"/>
+          <w:szCs w:val="24"/>
+        </w:rPr>
+        <w:t>수</w:t>
+      </w:r>
+      <w:r>
+        <w:rPr>
+          <w:rFonts w:ascii="Consolas" w:eastAsiaTheme="minorHAnsi" w:hAnsi="Consolas" w:hint="eastAsia"/>
+          <w:sz w:val="24"/>
+          <w:szCs w:val="24"/>
+        </w:rPr>
+        <w:t xml:space="preserve"> </w:t>
+      </w:r>
+      <w:r>
+        <w:rPr>
+          <w:rFonts w:ascii="Consolas" w:eastAsiaTheme="minorHAnsi" w:hAnsi="Consolas" w:hint="eastAsia"/>
+          <w:sz w:val="24"/>
+          <w:szCs w:val="24"/>
+        </w:rPr>
+        <w:t>있는</w:t>
+      </w:r>
+      <w:r>
+        <w:rPr>
+          <w:rFonts w:ascii="Consolas" w:eastAsiaTheme="minorHAnsi" w:hAnsi="Consolas" w:hint="eastAsia"/>
+          <w:sz w:val="24"/>
+          <w:szCs w:val="24"/>
+        </w:rPr>
+        <w:t xml:space="preserve"> </w:t>
+      </w:r>
+      <w:r>
+        <w:rPr>
+          <w:rFonts w:ascii="Consolas" w:eastAsiaTheme="minorHAnsi" w:hAnsi="Consolas" w:hint="eastAsia"/>
+          <w:sz w:val="24"/>
+          <w:szCs w:val="24"/>
+        </w:rPr>
+        <w:t>모든</w:t>
+      </w:r>
+      <w:r>
+        <w:rPr>
+          <w:rFonts w:ascii="Consolas" w:eastAsiaTheme="minorHAnsi" w:hAnsi="Consolas" w:hint="eastAsia"/>
+          <w:sz w:val="24"/>
+          <w:szCs w:val="24"/>
+        </w:rPr>
+        <w:t xml:space="preserve"> </w:t>
+      </w:r>
+      <w:r>
+        <w:rPr>
+          <w:rFonts w:ascii="Consolas" w:eastAsiaTheme="minorHAnsi" w:hAnsi="Consolas" w:hint="eastAsia"/>
+          <w:sz w:val="24"/>
+          <w:szCs w:val="24"/>
+        </w:rPr>
+        <w:t>네</w:t>
+      </w:r>
+      <w:r>
+        <w:rPr>
+          <w:rFonts w:ascii="Consolas" w:eastAsiaTheme="minorHAnsi" w:hAnsi="Consolas" w:hint="eastAsia"/>
+          <w:sz w:val="24"/>
+          <w:szCs w:val="24"/>
+        </w:rPr>
+        <w:t xml:space="preserve"> </w:t>
+      </w:r>
+      <w:r>
+        <w:rPr>
+          <w:rFonts w:ascii="Consolas" w:eastAsiaTheme="minorHAnsi" w:hAnsi="Consolas" w:hint="eastAsia"/>
+          <w:sz w:val="24"/>
+          <w:szCs w:val="24"/>
+        </w:rPr>
+        <w:t>자리</w:t>
+      </w:r>
+      <w:r>
+        <w:rPr>
+          <w:rFonts w:ascii="Consolas" w:eastAsiaTheme="minorHAnsi" w:hAnsi="Consolas" w:hint="eastAsia"/>
+          <w:sz w:val="24"/>
+          <w:szCs w:val="24"/>
+        </w:rPr>
+        <w:t xml:space="preserve"> </w:t>
+      </w:r>
+      <w:r>
+        <w:rPr>
+          <w:rFonts w:ascii="Consolas" w:eastAsiaTheme="minorHAnsi" w:hAnsi="Consolas" w:hint="eastAsia"/>
+          <w:sz w:val="24"/>
+          <w:szCs w:val="24"/>
+        </w:rPr>
+        <w:t>자연수</w:t>
+      </w:r>
+      <w:r>
+        <w:rPr>
+          <w:rFonts w:ascii="Consolas" w:eastAsiaTheme="minorHAnsi" w:hAnsi="Consolas" w:hint="eastAsia"/>
+          <w:sz w:val="24"/>
+          <w:szCs w:val="24"/>
+        </w:rPr>
+        <w:t xml:space="preserve"> </w:t>
+      </w:r>
+      <w:r>
+        <w:rPr>
+          <w:rFonts w:ascii="Consolas" w:eastAsiaTheme="minorHAnsi" w:hAnsi="Consolas" w:hint="eastAsia"/>
+          <w:sz w:val="24"/>
+          <w:szCs w:val="24"/>
+        </w:rPr>
+        <w:t>가운데</w:t>
+      </w:r>
+      <w:r>
+        <w:rPr>
+          <w:rFonts w:ascii="Consolas" w:eastAsiaTheme="minorHAnsi" w:hAnsi="Consolas" w:hint="eastAsia"/>
+          <w:sz w:val="24"/>
+          <w:szCs w:val="24"/>
+        </w:rPr>
+        <w:t>, 49</w:t>
+      </w:r>
+      <w:r>
+        <w:rPr>
+          <w:rFonts w:ascii="Consolas" w:eastAsiaTheme="minorHAnsi" w:hAnsi="Consolas" w:hint="eastAsia"/>
+          <w:sz w:val="24"/>
+          <w:szCs w:val="24"/>
+        </w:rPr>
+        <w:t>번째로</w:t>
+      </w:r>
+      <w:r>
+        <w:rPr>
+          <w:rFonts w:ascii="Consolas" w:eastAsiaTheme="minorHAnsi" w:hAnsi="Consolas" w:hint="eastAsia"/>
+          <w:sz w:val="24"/>
+          <w:szCs w:val="24"/>
+        </w:rPr>
+        <w:t xml:space="preserve"> </w:t>
+      </w:r>
+      <w:r>
+        <w:rPr>
+          <w:rFonts w:ascii="Consolas" w:eastAsiaTheme="minorHAnsi" w:hAnsi="Consolas" w:hint="eastAsia"/>
+          <w:sz w:val="24"/>
+          <w:szCs w:val="24"/>
+        </w:rPr>
+        <w:t>큰</w:t>
+      </w:r>
+      <w:r>
+        <w:rPr>
+          <w:rFonts w:ascii="Consolas" w:eastAsiaTheme="minorHAnsi" w:hAnsi="Consolas" w:hint="eastAsia"/>
+          <w:sz w:val="24"/>
+          <w:szCs w:val="24"/>
+        </w:rPr>
+        <w:t xml:space="preserve"> </w:t>
+      </w:r>
+      <w:r>
+        <w:rPr>
+          <w:rFonts w:ascii="Consolas" w:eastAsiaTheme="minorHAnsi" w:hAnsi="Consolas" w:hint="eastAsia"/>
+          <w:sz w:val="24"/>
+          <w:szCs w:val="24"/>
+        </w:rPr>
+        <w:t>수는</w:t>
+      </w:r>
+      <w:r>
+        <w:rPr>
+          <w:rFonts w:ascii="Consolas" w:eastAsiaTheme="minorHAnsi" w:hAnsi="Consolas" w:hint="eastAsia"/>
+          <w:sz w:val="24"/>
+          <w:szCs w:val="24"/>
+        </w:rPr>
+        <w:t>?</w:t>
+      </w:r>
+      <w:r>
+        <w:rPr>
+          <w:rFonts w:ascii="Consolas" w:eastAsiaTheme="minorHAnsi" w:hAnsi="Consolas"/>
+          <w:sz w:val="24"/>
+          <w:szCs w:val="24"/>
+        </w:rPr>
+        <w:t xml:space="preserve"> </w:t>
+      </w:r>
+    </w:p>
+    <w:p>
+      <w:pPr>
+        <w:pStyle w:val="a7"/>
+        <w:ind w:leftChars="0" w:left="0" w:firstLine="400"/>
+        <w:rPr>
           <w:rFonts w:ascii="Consolas" w:eastAsiaTheme="minorHAnsi" w:hAnsi="Consolas" w:cs="Consolas"/>
           <w:sz w:val="24"/>
           <w:szCs w:val="24"/>
@@ -27774,11 +27817,19 @@
       </w:r>
       <w:r>
         <w:rPr>
-          <w:rFonts w:ascii="Consolas" w:eastAsiaTheme="minorHAnsi" w:hAnsi="Consolas" w:cs="Consolas"/>
-          <w:sz w:val="24"/>
-          <w:szCs w:val="24"/>
-        </w:rPr>
-        <w:t>중등</w:t>
+          <w:rFonts w:ascii="Consolas" w:eastAsiaTheme="minorHAnsi" w:hAnsi="Consolas" w:cs="Consolas" w:hint="eastAsia"/>
+          <w:sz w:val="24"/>
+          <w:szCs w:val="24"/>
+        </w:rPr>
+        <w:t>고</w:t>
+      </w:r>
+      <w:r>
+        <w:rPr>
+          <w:rFonts w:ascii="Consolas" w:eastAsiaTheme="minorHAnsi" w:hAnsi="Consolas" w:cs="Consolas"/>
+          <w:sz w:val="24"/>
+          <w:szCs w:val="24"/>
+        </w:rPr>
+        <w:t>등</w:t>
       </w:r>
       <w:r>
         <w:rPr>
@@ -27794,7 +27845,7 @@
           <w:sz w:val="24"/>
           <w:szCs w:val="24"/>
         </w:rPr>
-        <w:t>4</w:t>
+        <w:t>5</w:t>
       </w:r>
       <w:r>
         <w:rPr>
@@ -27948,6 +27999,39 @@
           <w:sz w:val="24"/>
           <w:szCs w:val="24"/>
         </w:rPr>
+        <w:t>투표</w:t>
+      </w:r>
+      <w:r>
+        <w:rPr>
+          <w:rFonts w:ascii="Consolas" w:eastAsiaTheme="minorHAnsi" w:hAnsi="Consolas" w:cs="Consolas" w:hint="eastAsia"/>
+          <w:sz w:val="24"/>
+          <w:szCs w:val="24"/>
+        </w:rPr>
+        <w:t xml:space="preserve"> </w:t>
+      </w:r>
+      <w:r>
+        <w:rPr>
+          <w:rFonts w:ascii="Consolas" w:eastAsiaTheme="minorHAnsi" w:hAnsi="Consolas" w:cs="Consolas" w:hint="eastAsia"/>
+          <w:sz w:val="24"/>
+          <w:szCs w:val="24"/>
+        </w:rPr>
+        <w:t>결과</w:t>
+      </w:r>
+    </w:p>
+    <w:p>
+      <w:pPr>
+        <w:rPr>
+          <w:rFonts w:ascii="Consolas" w:eastAsiaTheme="minorHAnsi" w:hAnsi="Consolas" w:cs="Consolas"/>
+          <w:sz w:val="24"/>
+          <w:szCs w:val="24"/>
+        </w:rPr>
+      </w:pPr>
+      <w:r>
+        <w:rPr>
+          <w:rFonts w:ascii="Consolas" w:eastAsiaTheme="minorHAnsi" w:hAnsi="Consolas" w:cs="Consolas" w:hint="eastAsia"/>
+          <w:sz w:val="24"/>
+          <w:szCs w:val="24"/>
+        </w:rPr>
         <w:t>7</w:t>
       </w:r>
       <w:r>
@@ -28814,8 +28898,6 @@
         </w:rPr>
         <w:t>897</w:t>
       </w:r>
-      <w:bookmarkStart w:id="0" w:name="_GoBack"/>
-      <w:bookmarkEnd w:id="0"/>
     </w:p>
     <w:p>
       <w:pPr>
@@ -28833,29 +28915,1568 @@
       <w:pPr>
         <w:rPr>
           <w:rFonts w:ascii="Consolas" w:eastAsiaTheme="minorHAnsi" w:hAnsi="Consolas" w:cs="Consolas"/>
+          <w:sz w:val="24"/>
+          <w:szCs w:val="24"/>
+        </w:rPr>
+      </w:pPr>
+    </w:p>
+    <w:p>
+      <w:pPr>
+        <w:rPr>
+          <w:rFonts w:ascii="Consolas" w:eastAsiaTheme="minorHAnsi" w:hAnsi="Consolas" w:cs="Consolas"/>
+          <w:sz w:val="24"/>
+          <w:szCs w:val="24"/>
+        </w:rPr>
+      </w:pPr>
+    </w:p>
+    <w:p>
+      <w:pPr>
+        <w:rPr>
+          <w:rFonts w:ascii="Consolas" w:eastAsiaTheme="minorHAnsi" w:hAnsi="Consolas" w:cs="Consolas"/>
+          <w:sz w:val="24"/>
+          <w:szCs w:val="24"/>
+        </w:rPr>
+      </w:pPr>
+    </w:p>
+    <w:p>
+      <w:pPr>
+        <w:rPr>
+          <w:rFonts w:ascii="Consolas" w:eastAsiaTheme="minorHAnsi" w:hAnsi="Consolas" w:cs="Consolas"/>
+          <w:sz w:val="24"/>
+          <w:szCs w:val="24"/>
+        </w:rPr>
+      </w:pPr>
+    </w:p>
+    <w:p>
+      <w:pPr>
+        <w:rPr>
+          <w:rFonts w:ascii="Consolas" w:eastAsiaTheme="minorHAnsi" w:hAnsi="Consolas" w:cs="Consolas"/>
+          <w:sz w:val="24"/>
+          <w:szCs w:val="24"/>
+        </w:rPr>
+      </w:pPr>
+    </w:p>
+    <w:p>
+      <w:pPr>
+        <w:rPr>
+          <w:rFonts w:ascii="Consolas" w:eastAsiaTheme="minorHAnsi" w:hAnsi="Consolas" w:cs="Consolas"/>
+          <w:sz w:val="24"/>
+          <w:szCs w:val="24"/>
+        </w:rPr>
+      </w:pPr>
+    </w:p>
+    <w:p>
+      <w:pPr>
+        <w:rPr>
+          <w:rFonts w:ascii="Consolas" w:eastAsiaTheme="minorHAnsi" w:hAnsi="Consolas" w:cs="Consolas"/>
+          <w:sz w:val="24"/>
+          <w:szCs w:val="24"/>
+        </w:rPr>
+      </w:pPr>
+    </w:p>
+    <w:p>
+      <w:pPr>
+        <w:rPr>
+          <w:rFonts w:ascii="Consolas" w:eastAsiaTheme="minorHAnsi" w:hAnsi="Consolas" w:cs="Consolas"/>
+          <w:sz w:val="24"/>
+          <w:szCs w:val="24"/>
+        </w:rPr>
+      </w:pPr>
+    </w:p>
+    <w:p>
+      <w:pPr>
+        <w:rPr>
+          <w:rFonts w:ascii="Consolas" w:eastAsiaTheme="minorHAnsi" w:hAnsi="Consolas" w:cs="Consolas"/>
+          <w:sz w:val="24"/>
+          <w:szCs w:val="24"/>
+        </w:rPr>
+      </w:pPr>
+    </w:p>
+    <w:p>
+      <w:pPr>
+        <w:rPr>
+          <w:rFonts w:ascii="Consolas" w:eastAsiaTheme="minorHAnsi" w:hAnsi="Consolas" w:cs="Consolas"/>
+          <w:sz w:val="24"/>
+          <w:szCs w:val="24"/>
+        </w:rPr>
+      </w:pPr>
+    </w:p>
+    <w:p>
+      <w:pPr>
+        <w:rPr>
+          <w:rFonts w:ascii="Consolas" w:eastAsiaTheme="minorHAnsi" w:hAnsi="Consolas" w:cs="Consolas" w:hint="eastAsia"/>
+          <w:sz w:val="24"/>
+          <w:szCs w:val="24"/>
+        </w:rPr>
+      </w:pPr>
+    </w:p>
+    <w:p>
+      <w:pPr>
+        <w:pStyle w:val="a7"/>
+        <w:numPr>
+          <w:ilvl w:val="0"/>
+          <w:numId w:val="21"/>
+        </w:numPr>
+        <w:ind w:leftChars="0"/>
+        <w:rPr>
+          <w:rFonts w:ascii="Consolas" w:eastAsiaTheme="minorHAnsi" w:hAnsi="Consolas" w:cs="Consolas"/>
+          <w:sz w:val="24"/>
+          <w:szCs w:val="24"/>
+        </w:rPr>
+      </w:pPr>
+      <w:r>
+        <w:rPr>
+          <w:rFonts w:ascii="Consolas" w:eastAsiaTheme="minorHAnsi" w:hAnsi="Consolas" w:cs="Consolas" w:hint="eastAsia"/>
+          <w:sz w:val="24"/>
+          <w:szCs w:val="24"/>
+        </w:rPr>
+        <w:lastRenderedPageBreak/>
+        <w:t>돌</w:t>
+      </w:r>
+      <w:r>
+        <w:rPr>
+          <w:rFonts w:ascii="Consolas" w:eastAsiaTheme="minorHAnsi" w:hAnsi="Consolas" w:cs="Consolas" w:hint="eastAsia"/>
+          <w:sz w:val="24"/>
+          <w:szCs w:val="24"/>
+        </w:rPr>
+        <w:t xml:space="preserve"> </w:t>
+      </w:r>
+      <w:r>
+        <w:rPr>
+          <w:rFonts w:ascii="Consolas" w:eastAsiaTheme="minorHAnsi" w:hAnsi="Consolas" w:cs="Consolas"/>
+          <w:sz w:val="24"/>
+          <w:szCs w:val="24"/>
+        </w:rPr>
+        <w:t>가져가기</w:t>
+      </w:r>
+      <w:r>
+        <w:rPr>
+          <w:rFonts w:ascii="Consolas" w:eastAsiaTheme="minorHAnsi" w:hAnsi="Consolas" w:cs="Consolas"/>
+          <w:sz w:val="24"/>
+          <w:szCs w:val="24"/>
+        </w:rPr>
+        <w:t xml:space="preserve"> </w:t>
+      </w:r>
+      <w:r>
+        <w:rPr>
+          <w:rFonts w:ascii="Consolas" w:eastAsiaTheme="minorHAnsi" w:hAnsi="Consolas" w:cs="Consolas"/>
+          <w:sz w:val="24"/>
+          <w:szCs w:val="24"/>
+        </w:rPr>
+        <w:t>게임</w:t>
+      </w:r>
+      <w:r>
+        <w:rPr>
+          <w:rFonts w:ascii="Consolas" w:eastAsiaTheme="minorHAnsi" w:hAnsi="Consolas" w:cs="Consolas"/>
+          <w:sz w:val="24"/>
+          <w:szCs w:val="24"/>
+        </w:rPr>
+        <w:t xml:space="preserve"> (9</w:t>
+      </w:r>
+      <w:r>
+        <w:rPr>
+          <w:rFonts w:ascii="Consolas" w:eastAsiaTheme="minorHAnsi" w:hAnsi="Consolas" w:cs="Consolas"/>
+          <w:sz w:val="24"/>
+          <w:szCs w:val="24"/>
+        </w:rPr>
+        <w:t>점</w:t>
+      </w:r>
+      <w:r>
+        <w:rPr>
+          <w:rFonts w:ascii="Consolas" w:eastAsiaTheme="minorHAnsi" w:hAnsi="Consolas" w:cs="Consolas"/>
+          <w:sz w:val="24"/>
+          <w:szCs w:val="24"/>
+        </w:rPr>
+        <w:t>)</w:t>
+      </w:r>
+    </w:p>
+    <w:p>
+      <w:pPr>
+        <w:pStyle w:val="FirstParagraph"/>
+        <w:rPr>
+          <w:rFonts w:ascii="Consolas" w:hAnsi="Consolas"/>
+        </w:rPr>
+      </w:pPr>
+      <w:bookmarkStart w:id="0" w:name="돌-가져가기-게임-9점"/>
+      <w:r>
+        <w:rPr>
+          <w:rFonts w:ascii="Consolas" w:hAnsi="Consolas"/>
+        </w:rPr>
+        <w:t>두</w:t>
+      </w:r>
+      <w:r>
+        <w:rPr>
+          <w:rFonts w:ascii="Consolas" w:hAnsi="Consolas"/>
+        </w:rPr>
+        <w:t xml:space="preserve"> </w:t>
+      </w:r>
+      <w:r>
+        <w:rPr>
+          <w:rFonts w:ascii="Consolas" w:hAnsi="Consolas"/>
+        </w:rPr>
+        <w:t>사람</w:t>
+      </w:r>
+      <w:r>
+        <w:rPr>
+          <w:rFonts w:ascii="Consolas" w:hAnsi="Consolas"/>
+        </w:rPr>
+        <w:t xml:space="preserve"> A</w:t>
+      </w:r>
+      <w:r>
+        <w:rPr>
+          <w:rFonts w:ascii="Consolas" w:hAnsi="Consolas"/>
+        </w:rPr>
+        <w:t>와</w:t>
+      </w:r>
+      <w:r>
+        <w:rPr>
+          <w:rFonts w:ascii="Consolas" w:hAnsi="Consolas"/>
+        </w:rPr>
+        <w:t xml:space="preserve"> B</w:t>
+      </w:r>
+      <w:r>
+        <w:rPr>
+          <w:rFonts w:ascii="Consolas" w:hAnsi="Consolas"/>
+        </w:rPr>
+        <w:t>가</w:t>
+      </w:r>
+      <w:r>
+        <w:rPr>
+          <w:rFonts w:ascii="Consolas" w:hAnsi="Consolas"/>
+        </w:rPr>
+        <w:t xml:space="preserve"> </w:t>
+      </w:r>
+      <w:r>
+        <w:rPr>
+          <w:rFonts w:ascii="Consolas" w:hAnsi="Consolas"/>
+        </w:rPr>
+        <w:t>다음과</w:t>
+      </w:r>
+      <w:r>
+        <w:rPr>
+          <w:rFonts w:ascii="Consolas" w:hAnsi="Consolas"/>
+        </w:rPr>
+        <w:t xml:space="preserve"> </w:t>
+      </w:r>
+      <w:r>
+        <w:rPr>
+          <w:rFonts w:ascii="Consolas" w:hAnsi="Consolas"/>
+        </w:rPr>
+        <w:t>같은</w:t>
+      </w:r>
+      <w:r>
+        <w:rPr>
+          <w:rFonts w:ascii="Consolas" w:hAnsi="Consolas"/>
+        </w:rPr>
+        <w:t xml:space="preserve"> </w:t>
+      </w:r>
+      <w:r>
+        <w:rPr>
+          <w:rFonts w:ascii="Consolas" w:hAnsi="Consolas"/>
+        </w:rPr>
+        <w:t>게임을</w:t>
+      </w:r>
+      <w:r>
+        <w:rPr>
+          <w:rFonts w:ascii="Consolas" w:hAnsi="Consolas"/>
+        </w:rPr>
+        <w:t xml:space="preserve"> </w:t>
+      </w:r>
+      <w:r>
+        <w:rPr>
+          <w:rFonts w:ascii="Consolas" w:hAnsi="Consolas"/>
+        </w:rPr>
+        <w:t>한다</w:t>
+      </w:r>
+      <w:r>
+        <w:rPr>
+          <w:rFonts w:ascii="Consolas" w:hAnsi="Consolas"/>
+        </w:rPr>
+        <w:t>.</w:t>
+      </w:r>
+    </w:p>
+    <w:p>
+      <w:pPr>
+        <w:pStyle w:val="ab"/>
+        <w:rPr>
+          <w:rFonts w:ascii="Consolas" w:hAnsi="Consolas"/>
+          <w:sz w:val="24"/>
+          <w:szCs w:val="24"/>
+        </w:rPr>
+      </w:pPr>
+      <w:r>
+        <w:rPr>
+          <w:rFonts w:ascii="Consolas" w:hAnsi="Consolas"/>
+          <w:sz w:val="24"/>
+          <w:szCs w:val="24"/>
+        </w:rPr>
+        <w:t>처음에</w:t>
+      </w:r>
+      <w:r>
+        <w:rPr>
+          <w:rFonts w:ascii="Consolas" w:hAnsi="Consolas"/>
+          <w:sz w:val="24"/>
+          <w:szCs w:val="24"/>
+        </w:rPr>
+        <w:t xml:space="preserve"> </w:t>
+      </w:r>
+      <w:r>
+        <w:rPr>
+          <w:rFonts w:ascii="Consolas" w:hAnsi="Consolas"/>
+          <w:sz w:val="24"/>
+          <w:szCs w:val="24"/>
+        </w:rPr>
+        <w:t>탁자</w:t>
+      </w:r>
+      <w:r>
+        <w:rPr>
+          <w:rFonts w:ascii="Consolas" w:hAnsi="Consolas"/>
+          <w:sz w:val="24"/>
+          <w:szCs w:val="24"/>
+        </w:rPr>
+        <w:t xml:space="preserve"> </w:t>
+      </w:r>
+      <w:r>
+        <w:rPr>
+          <w:rFonts w:ascii="Consolas" w:hAnsi="Consolas"/>
+          <w:sz w:val="24"/>
+          <w:szCs w:val="24"/>
+        </w:rPr>
+        <w:t>위에</w:t>
+      </w:r>
+      <w:r>
+        <w:rPr>
+          <w:rFonts w:ascii="Consolas" w:hAnsi="Consolas"/>
+          <w:sz w:val="24"/>
+          <w:szCs w:val="24"/>
+        </w:rPr>
+        <w:t xml:space="preserve"> </w:t>
+      </w:r>
+      <m:oMath>
+        <m:r>
+          <w:rPr>
+            <w:rFonts w:ascii="Cambria Math" w:hAnsi="Cambria Math"/>
+            <w:sz w:val="24"/>
+            <w:szCs w:val="24"/>
+          </w:rPr>
+          <m:t>n</m:t>
+        </m:r>
+      </m:oMath>
+      <w:r>
+        <w:rPr>
+          <w:rFonts w:ascii="Consolas" w:hAnsi="Consolas"/>
+          <w:sz w:val="24"/>
+          <w:szCs w:val="24"/>
+        </w:rPr>
+        <w:t>개의</w:t>
+      </w:r>
+      <w:r>
+        <w:rPr>
+          <w:rFonts w:ascii="Consolas" w:hAnsi="Consolas"/>
+          <w:sz w:val="24"/>
+          <w:szCs w:val="24"/>
+        </w:rPr>
+        <w:t xml:space="preserve"> </w:t>
+      </w:r>
+      <w:r>
+        <w:rPr>
+          <w:rFonts w:ascii="Consolas" w:hAnsi="Consolas"/>
+          <w:sz w:val="24"/>
+          <w:szCs w:val="24"/>
+        </w:rPr>
+        <w:t>돌이</w:t>
+      </w:r>
+      <w:r>
+        <w:rPr>
+          <w:rFonts w:ascii="Consolas" w:hAnsi="Consolas"/>
+          <w:sz w:val="24"/>
+          <w:szCs w:val="24"/>
+        </w:rPr>
+        <w:t xml:space="preserve"> </w:t>
+      </w:r>
+      <w:r>
+        <w:rPr>
+          <w:rFonts w:ascii="Consolas" w:hAnsi="Consolas"/>
+          <w:sz w:val="24"/>
+          <w:szCs w:val="24"/>
+        </w:rPr>
+        <w:t>있다</w:t>
+      </w:r>
+      <w:r>
+        <w:rPr>
+          <w:rFonts w:ascii="Consolas" w:hAnsi="Consolas"/>
+          <w:sz w:val="24"/>
+          <w:szCs w:val="24"/>
+        </w:rPr>
+        <w:t>.</w:t>
+      </w:r>
+    </w:p>
+    <w:p>
+      <w:pPr>
+        <w:pStyle w:val="ab"/>
+        <w:rPr>
+          <w:rFonts w:ascii="Consolas" w:hAnsi="Consolas"/>
+          <w:sz w:val="24"/>
+          <w:szCs w:val="24"/>
+        </w:rPr>
+      </w:pPr>
+      <w:r>
+        <w:rPr>
+          <w:rFonts w:ascii="Consolas" w:hAnsi="Consolas"/>
+          <w:sz w:val="24"/>
+          <w:szCs w:val="24"/>
+        </w:rPr>
+        <w:t>A</w:t>
+      </w:r>
+      <w:r>
+        <w:rPr>
+          <w:rFonts w:ascii="Consolas" w:hAnsi="Consolas"/>
+          <w:sz w:val="24"/>
+          <w:szCs w:val="24"/>
+        </w:rPr>
+        <w:t>부터</w:t>
+      </w:r>
+      <w:r>
+        <w:rPr>
+          <w:rFonts w:ascii="Consolas" w:hAnsi="Consolas"/>
+          <w:sz w:val="24"/>
+          <w:szCs w:val="24"/>
+        </w:rPr>
+        <w:t xml:space="preserve"> </w:t>
+      </w:r>
+      <w:r>
+        <w:rPr>
+          <w:rFonts w:ascii="Consolas" w:hAnsi="Consolas"/>
+          <w:sz w:val="24"/>
+          <w:szCs w:val="24"/>
+        </w:rPr>
+        <w:t>시작해서</w:t>
+      </w:r>
+      <w:r>
+        <w:rPr>
+          <w:rFonts w:ascii="Consolas" w:hAnsi="Consolas"/>
+          <w:sz w:val="24"/>
+          <w:szCs w:val="24"/>
+        </w:rPr>
+        <w:t xml:space="preserve"> </w:t>
+      </w:r>
+      <w:r>
+        <w:rPr>
+          <w:rFonts w:ascii="Consolas" w:hAnsi="Consolas"/>
+          <w:sz w:val="24"/>
+          <w:szCs w:val="24"/>
+        </w:rPr>
+        <w:t>번갈아</w:t>
+      </w:r>
+      <w:r>
+        <w:rPr>
+          <w:rFonts w:ascii="Consolas" w:hAnsi="Consolas"/>
+          <w:sz w:val="24"/>
+          <w:szCs w:val="24"/>
+        </w:rPr>
+        <w:t xml:space="preserve"> </w:t>
+      </w:r>
+      <w:r>
+        <w:rPr>
+          <w:rFonts w:ascii="Consolas" w:hAnsi="Consolas"/>
+          <w:sz w:val="24"/>
+          <w:szCs w:val="24"/>
+        </w:rPr>
+        <w:t>가면서</w:t>
+      </w:r>
+      <w:r>
+        <w:rPr>
+          <w:rFonts w:ascii="Consolas" w:hAnsi="Consolas"/>
+          <w:sz w:val="24"/>
+          <w:szCs w:val="24"/>
+        </w:rPr>
+        <w:t xml:space="preserve"> </w:t>
+      </w:r>
+      <w:r>
+        <w:rPr>
+          <w:rFonts w:ascii="Consolas" w:hAnsi="Consolas"/>
+          <w:sz w:val="24"/>
+          <w:szCs w:val="24"/>
+        </w:rPr>
+        <w:t>게임을</w:t>
+      </w:r>
+      <w:r>
+        <w:rPr>
+          <w:rFonts w:ascii="Consolas" w:hAnsi="Consolas"/>
+          <w:sz w:val="24"/>
+          <w:szCs w:val="24"/>
+        </w:rPr>
+        <w:t xml:space="preserve"> </w:t>
+      </w:r>
+      <w:r>
+        <w:rPr>
+          <w:rFonts w:ascii="Consolas" w:hAnsi="Consolas"/>
+          <w:sz w:val="24"/>
+          <w:szCs w:val="24"/>
+        </w:rPr>
+        <w:t>진행한다</w:t>
+      </w:r>
+      <w:r>
+        <w:rPr>
+          <w:rFonts w:ascii="Consolas" w:hAnsi="Consolas"/>
+          <w:sz w:val="24"/>
+          <w:szCs w:val="24"/>
+        </w:rPr>
+        <w:t>.</w:t>
+      </w:r>
+      <w:bookmarkStart w:id="1" w:name="_GoBack"/>
+      <w:bookmarkEnd w:id="1"/>
+      <w:r>
+        <w:rPr>
+          <w:rFonts w:ascii="Consolas" w:hAnsi="Consolas"/>
+          <w:sz w:val="24"/>
+          <w:szCs w:val="24"/>
+        </w:rPr>
+        <w:t xml:space="preserve"> A</w:t>
+      </w:r>
+      <w:r>
+        <w:rPr>
+          <w:rFonts w:ascii="Consolas" w:hAnsi="Consolas"/>
+          <w:sz w:val="24"/>
+          <w:szCs w:val="24"/>
+        </w:rPr>
+        <w:t>는</w:t>
+      </w:r>
+      <w:r>
+        <w:rPr>
+          <w:rFonts w:ascii="Consolas" w:hAnsi="Consolas"/>
+          <w:sz w:val="24"/>
+          <w:szCs w:val="24"/>
+        </w:rPr>
+        <w:t xml:space="preserve"> </w:t>
+      </w:r>
+      <w:r>
+        <w:rPr>
+          <w:rFonts w:ascii="Consolas" w:hAnsi="Consolas"/>
+          <w:sz w:val="24"/>
+          <w:szCs w:val="24"/>
+        </w:rPr>
+        <w:t>자신의</w:t>
+      </w:r>
+      <w:r>
+        <w:rPr>
+          <w:rFonts w:ascii="Consolas" w:hAnsi="Consolas"/>
+          <w:sz w:val="24"/>
+          <w:szCs w:val="24"/>
+        </w:rPr>
+        <w:t xml:space="preserve"> </w:t>
+      </w:r>
+      <w:r>
+        <w:rPr>
+          <w:rFonts w:ascii="Consolas" w:hAnsi="Consolas"/>
+          <w:sz w:val="24"/>
+          <w:szCs w:val="24"/>
+        </w:rPr>
+        <w:t>차례에</w:t>
+      </w:r>
+      <w:r>
+        <w:rPr>
+          <w:rFonts w:ascii="Consolas" w:hAnsi="Consolas"/>
+          <w:sz w:val="24"/>
+          <w:szCs w:val="24"/>
+        </w:rPr>
+        <w:t xml:space="preserve"> 13</w:t>
+      </w:r>
+      <w:r>
+        <w:rPr>
+          <w:rFonts w:ascii="Consolas" w:hAnsi="Consolas"/>
+          <w:sz w:val="24"/>
+          <w:szCs w:val="24"/>
+        </w:rPr>
+        <w:t>의</w:t>
+      </w:r>
+      <w:r>
+        <w:rPr>
+          <w:rFonts w:ascii="Consolas" w:hAnsi="Consolas"/>
+          <w:sz w:val="24"/>
+          <w:szCs w:val="24"/>
+        </w:rPr>
+        <w:t xml:space="preserve"> </w:t>
+      </w:r>
+      <w:r>
+        <w:rPr>
+          <w:rFonts w:ascii="Consolas" w:hAnsi="Consolas"/>
+          <w:sz w:val="24"/>
+          <w:szCs w:val="24"/>
+        </w:rPr>
+        <w:t>배수인</w:t>
+      </w:r>
+      <w:r>
+        <w:rPr>
+          <w:rFonts w:ascii="Consolas" w:hAnsi="Consolas"/>
+          <w:sz w:val="24"/>
+          <w:szCs w:val="24"/>
+        </w:rPr>
+        <w:t xml:space="preserve"> </w:t>
+      </w:r>
+      <w:r>
+        <w:rPr>
+          <w:rFonts w:ascii="Consolas" w:hAnsi="Consolas"/>
+          <w:sz w:val="24"/>
+          <w:szCs w:val="24"/>
+        </w:rPr>
+        <w:t>양수</w:t>
+      </w:r>
+      <w:r>
+        <w:rPr>
+          <w:rFonts w:ascii="Consolas" w:hAnsi="Consolas"/>
+          <w:sz w:val="24"/>
+          <w:szCs w:val="24"/>
+        </w:rPr>
+        <w:t xml:space="preserve"> </w:t>
+      </w:r>
+      <w:r>
+        <w:rPr>
+          <w:rFonts w:ascii="Consolas" w:hAnsi="Consolas"/>
+          <w:sz w:val="24"/>
+          <w:szCs w:val="24"/>
+        </w:rPr>
+        <w:t>개수의</w:t>
+      </w:r>
+      <w:r>
+        <w:rPr>
+          <w:rFonts w:ascii="Consolas" w:hAnsi="Consolas"/>
+          <w:sz w:val="24"/>
+          <w:szCs w:val="24"/>
+        </w:rPr>
+        <w:t xml:space="preserve"> </w:t>
+      </w:r>
+      <w:r>
+        <w:rPr>
+          <w:rFonts w:ascii="Consolas" w:hAnsi="Consolas"/>
+          <w:sz w:val="24"/>
+          <w:szCs w:val="24"/>
+        </w:rPr>
+        <w:t>돌만</w:t>
+      </w:r>
+      <w:r>
+        <w:rPr>
+          <w:rFonts w:ascii="Consolas" w:hAnsi="Consolas"/>
+          <w:sz w:val="24"/>
+          <w:szCs w:val="24"/>
+        </w:rPr>
+        <w:t xml:space="preserve"> </w:t>
+      </w:r>
+      <w:r>
+        <w:rPr>
+          <w:rFonts w:ascii="Consolas" w:hAnsi="Consolas"/>
+          <w:sz w:val="24"/>
+          <w:szCs w:val="24"/>
+        </w:rPr>
+        <w:t>가져갈</w:t>
+      </w:r>
+      <w:r>
+        <w:rPr>
+          <w:rFonts w:ascii="Consolas" w:hAnsi="Consolas"/>
+          <w:sz w:val="24"/>
+          <w:szCs w:val="24"/>
+        </w:rPr>
+        <w:t xml:space="preserve"> </w:t>
+      </w:r>
+      <w:r>
+        <w:rPr>
+          <w:rFonts w:ascii="Consolas" w:hAnsi="Consolas"/>
+          <w:sz w:val="24"/>
+          <w:szCs w:val="24"/>
+        </w:rPr>
+        <w:t>수</w:t>
+      </w:r>
+      <w:r>
+        <w:rPr>
+          <w:rFonts w:ascii="Consolas" w:hAnsi="Consolas"/>
+          <w:sz w:val="24"/>
+          <w:szCs w:val="24"/>
+        </w:rPr>
+        <w:t xml:space="preserve"> </w:t>
+      </w:r>
+      <w:r>
+        <w:rPr>
+          <w:rFonts w:ascii="Consolas" w:hAnsi="Consolas"/>
+          <w:sz w:val="24"/>
+          <w:szCs w:val="24"/>
+        </w:rPr>
+        <w:t>있다</w:t>
+      </w:r>
+      <w:r>
+        <w:rPr>
+          <w:rFonts w:ascii="Consolas" w:hAnsi="Consolas"/>
+          <w:sz w:val="24"/>
+          <w:szCs w:val="24"/>
+        </w:rPr>
+        <w:t>. B</w:t>
+      </w:r>
+      <w:r>
+        <w:rPr>
+          <w:rFonts w:ascii="Consolas" w:hAnsi="Consolas"/>
+          <w:sz w:val="24"/>
+          <w:szCs w:val="24"/>
+        </w:rPr>
+        <w:t>는</w:t>
+      </w:r>
+      <w:r>
+        <w:rPr>
+          <w:rFonts w:ascii="Consolas" w:hAnsi="Consolas"/>
+          <w:sz w:val="24"/>
+          <w:szCs w:val="24"/>
+        </w:rPr>
+        <w:t xml:space="preserve"> </w:t>
+      </w:r>
+      <w:r>
+        <w:rPr>
+          <w:rFonts w:ascii="Consolas" w:hAnsi="Consolas"/>
+          <w:sz w:val="24"/>
+          <w:szCs w:val="24"/>
+        </w:rPr>
+        <w:t>자신의</w:t>
+      </w:r>
+      <w:r>
+        <w:rPr>
+          <w:rFonts w:ascii="Consolas" w:hAnsi="Consolas"/>
+          <w:sz w:val="24"/>
+          <w:szCs w:val="24"/>
+        </w:rPr>
+        <w:t xml:space="preserve"> </w:t>
+      </w:r>
+      <w:r>
+        <w:rPr>
+          <w:rFonts w:ascii="Consolas" w:hAnsi="Consolas"/>
+          <w:sz w:val="24"/>
+          <w:szCs w:val="24"/>
+        </w:rPr>
+        <w:t>차례에</w:t>
+      </w:r>
+      <w:r>
+        <w:rPr>
+          <w:rFonts w:ascii="Consolas" w:hAnsi="Consolas"/>
+          <w:sz w:val="24"/>
+          <w:szCs w:val="24"/>
+        </w:rPr>
+        <w:t xml:space="preserve"> 9</w:t>
+      </w:r>
+      <w:r>
+        <w:rPr>
+          <w:rFonts w:ascii="Consolas" w:hAnsi="Consolas"/>
+          <w:sz w:val="24"/>
+          <w:szCs w:val="24"/>
+        </w:rPr>
+        <w:t>의</w:t>
+      </w:r>
+      <w:r>
+        <w:rPr>
+          <w:rFonts w:ascii="Consolas" w:hAnsi="Consolas"/>
+          <w:sz w:val="24"/>
+          <w:szCs w:val="24"/>
+        </w:rPr>
+        <w:t xml:space="preserve"> </w:t>
+      </w:r>
+      <w:r>
+        <w:rPr>
+          <w:rFonts w:ascii="Consolas" w:hAnsi="Consolas"/>
+          <w:sz w:val="24"/>
+          <w:szCs w:val="24"/>
+        </w:rPr>
+        <w:t>배수인</w:t>
+      </w:r>
+      <w:r>
+        <w:rPr>
+          <w:rFonts w:ascii="Consolas" w:hAnsi="Consolas"/>
+          <w:sz w:val="24"/>
+          <w:szCs w:val="24"/>
+        </w:rPr>
+        <w:t xml:space="preserve"> </w:t>
+      </w:r>
+      <w:r>
+        <w:rPr>
+          <w:rFonts w:ascii="Consolas" w:hAnsi="Consolas"/>
+          <w:sz w:val="24"/>
+          <w:szCs w:val="24"/>
+        </w:rPr>
+        <w:t>양수</w:t>
+      </w:r>
+      <w:r>
+        <w:rPr>
+          <w:rFonts w:ascii="Consolas" w:hAnsi="Consolas"/>
+          <w:sz w:val="24"/>
+          <w:szCs w:val="24"/>
+        </w:rPr>
+        <w:t xml:space="preserve"> </w:t>
+      </w:r>
+      <w:r>
+        <w:rPr>
+          <w:rFonts w:ascii="Consolas" w:hAnsi="Consolas"/>
+          <w:sz w:val="24"/>
+          <w:szCs w:val="24"/>
+        </w:rPr>
+        <w:t>개수의</w:t>
+      </w:r>
+      <w:r>
+        <w:rPr>
+          <w:rFonts w:ascii="Consolas" w:hAnsi="Consolas"/>
+          <w:sz w:val="24"/>
+          <w:szCs w:val="24"/>
+        </w:rPr>
+        <w:t xml:space="preserve"> </w:t>
+      </w:r>
+      <w:r>
+        <w:rPr>
+          <w:rFonts w:ascii="Consolas" w:hAnsi="Consolas"/>
+          <w:sz w:val="24"/>
+          <w:szCs w:val="24"/>
+        </w:rPr>
+        <w:t>돌만</w:t>
+      </w:r>
+      <w:r>
+        <w:rPr>
+          <w:rFonts w:ascii="Consolas" w:hAnsi="Consolas"/>
+          <w:sz w:val="24"/>
+          <w:szCs w:val="24"/>
+        </w:rPr>
+        <w:t xml:space="preserve"> </w:t>
+      </w:r>
+      <w:r>
+        <w:rPr>
+          <w:rFonts w:ascii="Consolas" w:hAnsi="Consolas"/>
+          <w:sz w:val="24"/>
+          <w:szCs w:val="24"/>
+        </w:rPr>
+        <w:t>가져갈</w:t>
+      </w:r>
+      <w:r>
+        <w:rPr>
+          <w:rFonts w:ascii="Consolas" w:hAnsi="Consolas"/>
+          <w:sz w:val="24"/>
+          <w:szCs w:val="24"/>
+        </w:rPr>
+        <w:t xml:space="preserve"> </w:t>
+      </w:r>
+      <w:r>
+        <w:rPr>
+          <w:rFonts w:ascii="Consolas" w:hAnsi="Consolas"/>
+          <w:sz w:val="24"/>
+          <w:szCs w:val="24"/>
+        </w:rPr>
+        <w:t>수</w:t>
+      </w:r>
+      <w:r>
+        <w:rPr>
+          <w:rFonts w:ascii="Consolas" w:hAnsi="Consolas"/>
+          <w:sz w:val="24"/>
+          <w:szCs w:val="24"/>
+        </w:rPr>
+        <w:t xml:space="preserve"> </w:t>
+      </w:r>
+      <w:r>
+        <w:rPr>
+          <w:rFonts w:ascii="Consolas" w:hAnsi="Consolas"/>
+          <w:sz w:val="24"/>
+          <w:szCs w:val="24"/>
+        </w:rPr>
+        <w:t>있다</w:t>
+      </w:r>
+      <w:r>
+        <w:rPr>
+          <w:rFonts w:ascii="Consolas" w:hAnsi="Consolas"/>
+          <w:sz w:val="24"/>
+          <w:szCs w:val="24"/>
+        </w:rPr>
+        <w:t xml:space="preserve">. </w:t>
+      </w:r>
+      <w:r>
+        <w:rPr>
+          <w:rFonts w:ascii="Consolas" w:hAnsi="Consolas"/>
+          <w:sz w:val="24"/>
+          <w:szCs w:val="24"/>
+        </w:rPr>
+        <w:t>자신의</w:t>
+      </w:r>
+      <w:r>
+        <w:rPr>
+          <w:rFonts w:ascii="Consolas" w:hAnsi="Consolas"/>
+          <w:sz w:val="24"/>
+          <w:szCs w:val="24"/>
+        </w:rPr>
+        <w:t xml:space="preserve"> </w:t>
+      </w:r>
+      <w:r>
+        <w:rPr>
+          <w:rFonts w:ascii="Consolas" w:hAnsi="Consolas"/>
+          <w:sz w:val="24"/>
+          <w:szCs w:val="24"/>
+        </w:rPr>
+        <w:t>차례에</w:t>
+      </w:r>
+      <w:r>
+        <w:rPr>
+          <w:rFonts w:ascii="Consolas" w:hAnsi="Consolas"/>
+          <w:sz w:val="24"/>
+          <w:szCs w:val="24"/>
+        </w:rPr>
+        <w:t xml:space="preserve"> </w:t>
+      </w:r>
+      <w:r>
+        <w:rPr>
+          <w:rFonts w:ascii="Consolas" w:hAnsi="Consolas"/>
+          <w:sz w:val="24"/>
+          <w:szCs w:val="24"/>
+        </w:rPr>
+        <w:t>돌을</w:t>
+      </w:r>
+      <w:r>
+        <w:rPr>
+          <w:rFonts w:ascii="Consolas" w:hAnsi="Consolas"/>
+          <w:sz w:val="24"/>
+          <w:szCs w:val="24"/>
+        </w:rPr>
+        <w:t xml:space="preserve"> </w:t>
+      </w:r>
+      <w:r>
+        <w:rPr>
+          <w:rFonts w:ascii="Consolas" w:hAnsi="Consolas"/>
+          <w:sz w:val="24"/>
+          <w:szCs w:val="24"/>
+        </w:rPr>
+        <w:t>가져갈</w:t>
+      </w:r>
+      <w:r>
+        <w:rPr>
+          <w:rFonts w:ascii="Consolas" w:hAnsi="Consolas"/>
+          <w:sz w:val="24"/>
+          <w:szCs w:val="24"/>
+        </w:rPr>
+        <w:t xml:space="preserve"> </w:t>
+      </w:r>
+      <w:r>
+        <w:rPr>
+          <w:rFonts w:ascii="Consolas" w:hAnsi="Consolas"/>
+          <w:sz w:val="24"/>
+          <w:szCs w:val="24"/>
+        </w:rPr>
+        <w:t>수</w:t>
+      </w:r>
+      <w:r>
+        <w:rPr>
+          <w:rFonts w:ascii="Consolas" w:hAnsi="Consolas"/>
+          <w:sz w:val="24"/>
+          <w:szCs w:val="24"/>
+        </w:rPr>
+        <w:t xml:space="preserve"> </w:t>
+      </w:r>
+      <w:r>
+        <w:rPr>
+          <w:rFonts w:ascii="Consolas" w:hAnsi="Consolas"/>
+          <w:sz w:val="24"/>
+          <w:szCs w:val="24"/>
+        </w:rPr>
+        <w:t>없는</w:t>
+      </w:r>
+      <w:r>
+        <w:rPr>
+          <w:rFonts w:ascii="Consolas" w:hAnsi="Consolas"/>
+          <w:sz w:val="24"/>
+          <w:szCs w:val="24"/>
+        </w:rPr>
+        <w:t xml:space="preserve"> </w:t>
+      </w:r>
+      <w:r>
+        <w:rPr>
+          <w:rFonts w:ascii="Consolas" w:hAnsi="Consolas"/>
+          <w:sz w:val="24"/>
+          <w:szCs w:val="24"/>
+        </w:rPr>
+        <w:t>사람이</w:t>
+      </w:r>
+      <w:r>
+        <w:rPr>
+          <w:rFonts w:ascii="Consolas" w:hAnsi="Consolas"/>
+          <w:sz w:val="24"/>
+          <w:szCs w:val="24"/>
+        </w:rPr>
+        <w:t xml:space="preserve"> </w:t>
+      </w:r>
+      <w:r>
+        <w:rPr>
+          <w:rFonts w:ascii="Consolas" w:hAnsi="Consolas"/>
+          <w:sz w:val="24"/>
+          <w:szCs w:val="24"/>
+        </w:rPr>
+        <w:t>진다</w:t>
+      </w:r>
+      <w:r>
+        <w:rPr>
+          <w:rFonts w:ascii="Consolas" w:hAnsi="Consolas"/>
+          <w:sz w:val="24"/>
+          <w:szCs w:val="24"/>
+        </w:rPr>
+        <w:t>.</w:t>
+      </w:r>
+    </w:p>
+    <w:p>
+      <w:pPr>
+        <w:pStyle w:val="ab"/>
+        <w:rPr>
+          <w:rFonts w:ascii="Consolas" w:hAnsi="Consolas"/>
+          <w:sz w:val="24"/>
+          <w:szCs w:val="24"/>
+        </w:rPr>
+      </w:pPr>
+      <w:r>
+        <w:rPr>
+          <w:rFonts w:ascii="Consolas" w:hAnsi="Consolas"/>
+          <w:sz w:val="24"/>
+          <w:szCs w:val="24"/>
+        </w:rPr>
+        <w:t>A</w:t>
+      </w:r>
+      <w:r>
+        <w:rPr>
+          <w:rFonts w:ascii="Consolas" w:hAnsi="Consolas"/>
+          <w:sz w:val="24"/>
+          <w:szCs w:val="24"/>
+        </w:rPr>
+        <w:t>와</w:t>
+      </w:r>
+      <w:r>
+        <w:rPr>
+          <w:rFonts w:ascii="Consolas" w:hAnsi="Consolas"/>
+          <w:sz w:val="24"/>
+          <w:szCs w:val="24"/>
+        </w:rPr>
+        <w:t xml:space="preserve"> B </w:t>
+      </w:r>
+      <w:r>
+        <w:rPr>
+          <w:rFonts w:ascii="Consolas" w:hAnsi="Consolas"/>
+          <w:sz w:val="24"/>
+          <w:szCs w:val="24"/>
+        </w:rPr>
+        <w:t>모두</w:t>
+      </w:r>
+      <w:r>
+        <w:rPr>
+          <w:rFonts w:ascii="Consolas" w:hAnsi="Consolas"/>
+          <w:sz w:val="24"/>
+          <w:szCs w:val="24"/>
+        </w:rPr>
+        <w:t xml:space="preserve"> </w:t>
+      </w:r>
+      <w:r>
+        <w:rPr>
+          <w:rFonts w:ascii="Consolas" w:hAnsi="Consolas"/>
+          <w:sz w:val="24"/>
+          <w:szCs w:val="24"/>
+        </w:rPr>
+        <w:t>항상</w:t>
+      </w:r>
+      <w:r>
+        <w:rPr>
+          <w:rFonts w:ascii="Consolas" w:hAnsi="Consolas"/>
+          <w:sz w:val="24"/>
+          <w:szCs w:val="24"/>
+        </w:rPr>
+        <w:t xml:space="preserve"> </w:t>
+      </w:r>
+      <w:r>
+        <w:rPr>
+          <w:rFonts w:ascii="Consolas" w:hAnsi="Consolas"/>
+          <w:sz w:val="24"/>
+          <w:szCs w:val="24"/>
+        </w:rPr>
+        <w:t>자신이</w:t>
+      </w:r>
+      <w:r>
+        <w:rPr>
+          <w:rFonts w:ascii="Consolas" w:hAnsi="Consolas"/>
+          <w:sz w:val="24"/>
+          <w:szCs w:val="24"/>
+        </w:rPr>
+        <w:t xml:space="preserve"> </w:t>
+      </w:r>
+      <w:r>
+        <w:rPr>
+          <w:rFonts w:ascii="Consolas" w:hAnsi="Consolas"/>
+          <w:sz w:val="24"/>
+          <w:szCs w:val="24"/>
+        </w:rPr>
+        <w:t>이기기</w:t>
+      </w:r>
+      <w:r>
+        <w:rPr>
+          <w:rFonts w:ascii="Consolas" w:hAnsi="Consolas"/>
+          <w:sz w:val="24"/>
+          <w:szCs w:val="24"/>
+        </w:rPr>
+        <w:t xml:space="preserve"> </w:t>
+      </w:r>
+      <w:r>
+        <w:rPr>
+          <w:rFonts w:ascii="Consolas" w:hAnsi="Consolas"/>
+          <w:sz w:val="24"/>
+          <w:szCs w:val="24"/>
+        </w:rPr>
+        <w:t>위해</w:t>
+      </w:r>
+      <w:r>
+        <w:rPr>
+          <w:rFonts w:ascii="Consolas" w:hAnsi="Consolas"/>
+          <w:sz w:val="24"/>
+          <w:szCs w:val="24"/>
+        </w:rPr>
+        <w:t xml:space="preserve"> </w:t>
+      </w:r>
+      <w:r>
+        <w:rPr>
+          <w:rFonts w:ascii="Consolas" w:hAnsi="Consolas"/>
+          <w:sz w:val="24"/>
+          <w:szCs w:val="24"/>
+        </w:rPr>
+        <w:t>최선을</w:t>
+      </w:r>
+      <w:r>
+        <w:rPr>
+          <w:rFonts w:ascii="Consolas" w:hAnsi="Consolas"/>
+          <w:sz w:val="24"/>
+          <w:szCs w:val="24"/>
+        </w:rPr>
+        <w:t xml:space="preserve"> </w:t>
+      </w:r>
+      <w:r>
+        <w:rPr>
+          <w:rFonts w:ascii="Consolas" w:hAnsi="Consolas"/>
+          <w:sz w:val="24"/>
+          <w:szCs w:val="24"/>
+        </w:rPr>
+        <w:t>다한다</w:t>
+      </w:r>
+      <w:r>
+        <w:rPr>
+          <w:rFonts w:ascii="Consolas" w:hAnsi="Consolas"/>
+          <w:sz w:val="24"/>
+          <w:szCs w:val="24"/>
+        </w:rPr>
+        <w:t>.</w:t>
+      </w:r>
+    </w:p>
+    <w:p>
+      <w:pPr>
+        <w:pStyle w:val="ab"/>
+        <w:rPr>
+          <w:rFonts w:ascii="Consolas" w:hAnsi="Consolas"/>
+          <w:sz w:val="24"/>
+          <w:szCs w:val="24"/>
+        </w:rPr>
+      </w:pPr>
+      <w:r>
+        <w:rPr>
+          <w:rFonts w:ascii="Consolas" w:hAnsi="Consolas"/>
+          <w:sz w:val="24"/>
+          <w:szCs w:val="24"/>
+        </w:rPr>
+        <w:t xml:space="preserve">1 </w:t>
+      </w:r>
+      <w:r>
+        <w:rPr>
+          <w:rFonts w:ascii="Consolas" w:hAnsi="Consolas"/>
+          <w:sz w:val="24"/>
+          <w:szCs w:val="24"/>
+        </w:rPr>
+        <w:t>이상</w:t>
+      </w:r>
+      <w:r>
+        <w:rPr>
+          <w:rFonts w:ascii="Consolas" w:hAnsi="Consolas"/>
+          <w:sz w:val="24"/>
+          <w:szCs w:val="24"/>
+        </w:rPr>
+        <w:t xml:space="preserve"> 1000 </w:t>
+      </w:r>
+      <w:r>
+        <w:rPr>
+          <w:rFonts w:ascii="Consolas" w:hAnsi="Consolas"/>
+          <w:sz w:val="24"/>
+          <w:szCs w:val="24"/>
+        </w:rPr>
+        <w:t>이하의</w:t>
+      </w:r>
+      <w:r>
+        <w:rPr>
+          <w:rFonts w:ascii="Consolas" w:hAnsi="Consolas"/>
+          <w:sz w:val="24"/>
+          <w:szCs w:val="24"/>
+        </w:rPr>
+        <w:t xml:space="preserve"> </w:t>
+      </w:r>
+      <w:r>
+        <w:rPr>
+          <w:rFonts w:ascii="Consolas" w:hAnsi="Consolas"/>
+          <w:sz w:val="24"/>
+          <w:szCs w:val="24"/>
+        </w:rPr>
+        <w:t>모든</w:t>
+      </w:r>
+      <w:r>
+        <w:rPr>
+          <w:rFonts w:ascii="Consolas" w:hAnsi="Consolas"/>
+          <w:sz w:val="24"/>
+          <w:szCs w:val="24"/>
+        </w:rPr>
+        <w:t xml:space="preserve"> </w:t>
+      </w:r>
+      <w:r>
+        <w:rPr>
+          <w:rFonts w:ascii="Consolas" w:hAnsi="Consolas"/>
+          <w:sz w:val="24"/>
+          <w:szCs w:val="24"/>
+        </w:rPr>
+        <w:t>자연수</w:t>
+      </w:r>
+      <w:r>
+        <w:rPr>
+          <w:rFonts w:ascii="Consolas" w:hAnsi="Consolas"/>
+          <w:sz w:val="24"/>
+          <w:szCs w:val="24"/>
+        </w:rPr>
+        <w:t xml:space="preserve"> </w:t>
+      </w:r>
+      <m:oMath>
+        <m:r>
+          <w:rPr>
+            <w:rFonts w:ascii="Cambria Math" w:hAnsi="Cambria Math"/>
+            <w:sz w:val="24"/>
+            <w:szCs w:val="24"/>
+          </w:rPr>
+          <m:t>n</m:t>
+        </m:r>
+      </m:oMath>
+      <w:r>
+        <w:rPr>
+          <w:rFonts w:ascii="Consolas" w:hAnsi="Consolas"/>
+          <w:sz w:val="24"/>
+          <w:szCs w:val="24"/>
+        </w:rPr>
+        <w:t xml:space="preserve"> </w:t>
+      </w:r>
+      <w:r>
+        <w:rPr>
+          <w:rFonts w:ascii="Consolas" w:hAnsi="Consolas"/>
+          <w:sz w:val="24"/>
+          <w:szCs w:val="24"/>
+        </w:rPr>
+        <w:t>가운데</w:t>
+      </w:r>
+      <w:r>
+        <w:rPr>
+          <w:rFonts w:ascii="Consolas" w:hAnsi="Consolas"/>
+          <w:sz w:val="24"/>
+          <w:szCs w:val="24"/>
+        </w:rPr>
+        <w:t xml:space="preserve">, </w:t>
+      </w:r>
+      <w:r>
+        <w:rPr>
+          <w:rFonts w:ascii="Consolas" w:hAnsi="Consolas"/>
+          <w:sz w:val="24"/>
+          <w:szCs w:val="24"/>
+        </w:rPr>
+        <w:t>위와</w:t>
+      </w:r>
+      <w:r>
+        <w:rPr>
+          <w:rFonts w:ascii="Consolas" w:hAnsi="Consolas"/>
+          <w:sz w:val="24"/>
+          <w:szCs w:val="24"/>
+        </w:rPr>
+        <w:t xml:space="preserve"> </w:t>
+      </w:r>
+      <w:r>
+        <w:rPr>
+          <w:rFonts w:ascii="Consolas" w:hAnsi="Consolas"/>
+          <w:sz w:val="24"/>
+          <w:szCs w:val="24"/>
+        </w:rPr>
+        <w:t>같은</w:t>
+      </w:r>
+      <w:r>
+        <w:rPr>
+          <w:rFonts w:ascii="Consolas" w:hAnsi="Consolas"/>
+          <w:sz w:val="24"/>
+          <w:szCs w:val="24"/>
+        </w:rPr>
+        <w:t xml:space="preserve"> </w:t>
+      </w:r>
+      <w:r>
+        <w:rPr>
+          <w:rFonts w:ascii="Consolas" w:hAnsi="Consolas"/>
+          <w:sz w:val="24"/>
+          <w:szCs w:val="24"/>
+        </w:rPr>
+        <w:t>게임에서</w:t>
+      </w:r>
+      <w:r>
+        <w:rPr>
+          <w:rFonts w:ascii="Consolas" w:hAnsi="Consolas"/>
+          <w:sz w:val="24"/>
+          <w:szCs w:val="24"/>
+        </w:rPr>
+        <w:t xml:space="preserve"> A</w:t>
+      </w:r>
+      <w:r>
+        <w:rPr>
+          <w:rFonts w:ascii="Consolas" w:hAnsi="Consolas"/>
+          <w:sz w:val="24"/>
+          <w:szCs w:val="24"/>
+        </w:rPr>
+        <w:t>가</w:t>
+      </w:r>
+      <w:r>
+        <w:rPr>
+          <w:rFonts w:ascii="Consolas" w:hAnsi="Consolas"/>
+          <w:sz w:val="24"/>
+          <w:szCs w:val="24"/>
+        </w:rPr>
+        <w:t xml:space="preserve"> </w:t>
+      </w:r>
+      <w:r>
+        <w:rPr>
+          <w:rFonts w:ascii="Consolas" w:hAnsi="Consolas"/>
+          <w:sz w:val="24"/>
+          <w:szCs w:val="24"/>
+        </w:rPr>
+        <w:t>이기도록</w:t>
+      </w:r>
+      <w:r>
+        <w:rPr>
+          <w:rFonts w:ascii="Consolas" w:hAnsi="Consolas"/>
+          <w:sz w:val="24"/>
+          <w:szCs w:val="24"/>
+        </w:rPr>
+        <w:t xml:space="preserve"> </w:t>
+      </w:r>
+      <w:r>
+        <w:rPr>
+          <w:rFonts w:ascii="Consolas" w:hAnsi="Consolas"/>
+          <w:sz w:val="24"/>
+          <w:szCs w:val="24"/>
+        </w:rPr>
+        <w:t>하는</w:t>
+      </w:r>
+      <w:r>
+        <w:rPr>
+          <w:rFonts w:ascii="Consolas" w:hAnsi="Consolas"/>
+          <w:sz w:val="24"/>
+          <w:szCs w:val="24"/>
+        </w:rPr>
+        <w:t xml:space="preserve"> </w:t>
+      </w:r>
+      <m:oMath>
+        <m:r>
+          <w:rPr>
+            <w:rFonts w:ascii="Cambria Math" w:hAnsi="Cambria Math"/>
+            <w:sz w:val="24"/>
+            <w:szCs w:val="24"/>
+          </w:rPr>
+          <m:t>n</m:t>
+        </m:r>
+      </m:oMath>
+      <w:r>
+        <w:rPr>
+          <w:rFonts w:ascii="Consolas" w:hAnsi="Consolas"/>
+          <w:sz w:val="24"/>
+          <w:szCs w:val="24"/>
+        </w:rPr>
+        <w:t>의</w:t>
+      </w:r>
+      <w:r>
+        <w:rPr>
+          <w:rFonts w:ascii="Consolas" w:hAnsi="Consolas"/>
+          <w:sz w:val="24"/>
+          <w:szCs w:val="24"/>
+        </w:rPr>
+        <w:t xml:space="preserve"> </w:t>
+      </w:r>
+      <w:r>
+        <w:rPr>
+          <w:rFonts w:ascii="Consolas" w:hAnsi="Consolas"/>
+          <w:sz w:val="24"/>
+          <w:szCs w:val="24"/>
+        </w:rPr>
+        <w:t>개수는</w:t>
+      </w:r>
+      <w:r>
+        <w:rPr>
+          <w:rFonts w:ascii="Consolas" w:hAnsi="Consolas"/>
+          <w:sz w:val="24"/>
+          <w:szCs w:val="24"/>
+        </w:rPr>
+        <w:t>? (</w:t>
+      </w:r>
+      <w:r>
+        <w:rPr>
+          <w:rFonts w:ascii="Consolas" w:hAnsi="Consolas"/>
+          <w:sz w:val="24"/>
+          <w:szCs w:val="24"/>
+        </w:rPr>
+        <w:t>고등</w:t>
+      </w:r>
+      <w:r>
+        <w:rPr>
+          <w:rFonts w:ascii="Consolas" w:hAnsi="Consolas"/>
+          <w:sz w:val="24"/>
+          <w:szCs w:val="24"/>
+        </w:rPr>
+        <w:t xml:space="preserve"> 2025</w:t>
+      </w:r>
+      <w:r>
+        <w:rPr>
+          <w:rFonts w:ascii="Consolas" w:hAnsi="Consolas"/>
+          <w:sz w:val="24"/>
+          <w:szCs w:val="24"/>
+        </w:rPr>
+        <w:t>년도</w:t>
+      </w:r>
+      <w:r>
+        <w:rPr>
+          <w:rFonts w:ascii="Consolas" w:hAnsi="Consolas"/>
+          <w:sz w:val="24"/>
+          <w:szCs w:val="24"/>
+        </w:rPr>
+        <w:t xml:space="preserve"> 7</w:t>
+      </w:r>
+      <w:r>
+        <w:rPr>
+          <w:rFonts w:ascii="Consolas" w:hAnsi="Consolas"/>
+          <w:sz w:val="24"/>
+          <w:szCs w:val="24"/>
+        </w:rPr>
+        <w:t>번</w:t>
+      </w:r>
+      <w:r>
+        <w:rPr>
+          <w:rFonts w:ascii="Consolas" w:hAnsi="Consolas"/>
+          <w:sz w:val="24"/>
+          <w:szCs w:val="24"/>
+        </w:rPr>
+        <w:t>)</w:t>
+      </w:r>
+    </w:p>
+    <w:p>
+      <w:pPr>
+        <w:pStyle w:val="ab"/>
+        <w:rPr>
+          <w:rFonts w:ascii="Consolas" w:hAnsi="Consolas"/>
+          <w:sz w:val="24"/>
+          <w:szCs w:val="24"/>
+        </w:rPr>
+      </w:pPr>
+    </w:p>
+    <w:bookmarkEnd w:id="0"/>
+    <w:p>
+      <w:pPr>
+        <w:rPr>
+          <w:rFonts w:ascii="Consolas" w:eastAsiaTheme="minorHAnsi" w:hAnsi="Consolas" w:cs="Consolas"/>
           <w:bCs/>
           <w:color w:val="FF0000"/>
           <w:sz w:val="24"/>
           <w:szCs w:val="24"/>
         </w:rPr>
       </w:pPr>
+      <w:proofErr w:type="gramStart"/>
+      <w:r>
+        <w:rPr>
+          <w:rFonts w:ascii="Consolas" w:eastAsiaTheme="minorHAnsi" w:hAnsi="Consolas" w:cs="Consolas"/>
+          <w:bCs/>
+          <w:color w:val="FF0000"/>
+          <w:sz w:val="24"/>
+          <w:szCs w:val="24"/>
+        </w:rPr>
+        <w:t>정답</w:t>
+      </w:r>
+      <w:r>
+        <w:rPr>
+          <w:rFonts w:ascii="Consolas" w:eastAsiaTheme="minorHAnsi" w:hAnsi="Consolas" w:cs="Consolas"/>
+          <w:bCs/>
+          <w:color w:val="FF0000"/>
+          <w:sz w:val="24"/>
+          <w:szCs w:val="24"/>
+        </w:rPr>
+        <w:t xml:space="preserve"> :</w:t>
+      </w:r>
+      <w:proofErr w:type="gramEnd"/>
+      <w:r>
+        <w:rPr>
+          <w:rFonts w:ascii="Consolas" w:eastAsiaTheme="minorHAnsi" w:hAnsi="Consolas" w:cs="Consolas"/>
+          <w:bCs/>
+          <w:color w:val="FF0000"/>
+          <w:sz w:val="24"/>
+          <w:szCs w:val="24"/>
+        </w:rPr>
+        <w:t xml:space="preserve"> </w:t>
+      </w:r>
+      <w:r>
+        <w:rPr>
+          <w:rFonts w:ascii="Consolas" w:eastAsiaTheme="minorHAnsi" w:hAnsi="Consolas" w:cs="Consolas"/>
+          <w:b/>
+          <w:bCs/>
+          <w:color w:val="FF0000"/>
+          <w:sz w:val="24"/>
+          <w:szCs w:val="24"/>
+        </w:rPr>
+        <w:t>684</w:t>
+      </w:r>
     </w:p>
     <w:p>
       <w:pPr>
         <w:rPr>
           <w:rFonts w:ascii="Consolas" w:eastAsiaTheme="minorHAnsi" w:hAnsi="Consolas" w:cs="Consolas"/>
-          <w:sz w:val="24"/>
-          <w:szCs w:val="24"/>
-        </w:rPr>
-      </w:pPr>
-      <w:r>
-        <w:rPr>
-          <w:rFonts w:ascii="Consolas" w:eastAsiaTheme="minorHAnsi" w:hAnsi="Consolas" w:cs="Consolas"/>
-          <w:sz w:val="24"/>
-          <w:szCs w:val="24"/>
-        </w:rPr>
-        <w:t xml:space="preserve">15. </w:t>
-      </w:r>
+          <w:b/>
+          <w:bCs/>
+          <w:color w:val="FF0000"/>
+          <w:sz w:val="24"/>
+          <w:szCs w:val="24"/>
+        </w:rPr>
+      </w:pPr>
+    </w:p>
+    <w:p>
+      <w:pPr>
+        <w:rPr>
+          <w:rFonts w:ascii="Consolas" w:eastAsiaTheme="minorHAnsi" w:hAnsi="Consolas" w:cs="Consolas"/>
+          <w:b/>
+          <w:bCs/>
+          <w:color w:val="FF0000"/>
+          <w:sz w:val="24"/>
+          <w:szCs w:val="24"/>
+        </w:rPr>
+      </w:pPr>
+    </w:p>
+    <w:p>
+      <w:pPr>
+        <w:rPr>
+          <w:rFonts w:ascii="Consolas" w:eastAsiaTheme="minorHAnsi" w:hAnsi="Consolas" w:cs="Consolas"/>
+          <w:bCs/>
+          <w:color w:val="FF0000"/>
+          <w:sz w:val="24"/>
+          <w:szCs w:val="24"/>
+        </w:rPr>
+      </w:pPr>
+    </w:p>
+    <w:p>
+      <w:pPr>
+        <w:pStyle w:val="a7"/>
+        <w:numPr>
+          <w:ilvl w:val="0"/>
+          <w:numId w:val="21"/>
+        </w:numPr>
+        <w:ind w:leftChars="0"/>
+        <w:rPr>
+          <w:rFonts w:ascii="Consolas" w:eastAsiaTheme="minorHAnsi" w:hAnsi="Consolas" w:cs="Consolas"/>
+          <w:sz w:val="24"/>
+          <w:szCs w:val="24"/>
+        </w:rPr>
+      </w:pPr>
       <w:r>
         <w:rPr>
           <w:rFonts w:ascii="Consolas" w:eastAsiaTheme="minorHAnsi" w:hAnsi="Consolas" w:cs="Consolas"/>
@@ -28896,7 +30517,7 @@
         </w:rPr>
         <w:t>점</w:t>
       </w:r>
-      <w:bookmarkStart w:id="1" w:name="홀수-평균-11점"/>
+      <w:bookmarkStart w:id="2" w:name="홀수-평균-11점"/>
       <w:r>
         <w:rPr>
           <w:rFonts w:ascii="Consolas" w:eastAsiaTheme="minorHAnsi" w:hAnsi="Consolas" w:cs="Consolas"/>
@@ -29430,13 +31051,7 @@
         <w:rPr>
           <w:rFonts w:ascii="Consolas" w:hAnsi="Consolas"/>
         </w:rPr>
-        <w:t>.</w:t>
-      </w:r>
-      <w:r>
-        <w:rPr>
-          <w:rFonts w:ascii="Consolas" w:hAnsi="Consolas"/>
-        </w:rPr>
-        <w:t xml:space="preserve"> </w:t>
+        <w:t xml:space="preserve">. </w:t>
       </w:r>
     </w:p>
     <w:p>
@@ -29524,11 +31139,20 @@
         <w:t>: 680</w:t>
       </w:r>
     </w:p>
-    <w:bookmarkEnd w:id="1"/>
+    <w:bookmarkEnd w:id="2"/>
     <w:p>
       <w:pPr>
         <w:rPr>
-          <w:rFonts w:ascii="Consolas" w:eastAsiaTheme="minorHAnsi" w:hAnsi="Consolas" w:cs="Consolas" w:hint="eastAsia"/>
+          <w:rFonts w:ascii="Consolas" w:eastAsiaTheme="minorHAnsi" w:hAnsi="Consolas" w:cs="Consolas"/>
+          <w:sz w:val="24"/>
+          <w:szCs w:val="24"/>
+        </w:rPr>
+      </w:pPr>
+    </w:p>
+    <w:p>
+      <w:pPr>
+        <w:rPr>
+          <w:rFonts w:ascii="Consolas" w:eastAsiaTheme="minorHAnsi" w:hAnsi="Consolas" w:cs="Consolas"/>
           <w:sz w:val="24"/>
           <w:szCs w:val="24"/>
         </w:rPr>
@@ -29539,8 +31163,6 @@
       <w:headerReference w:type="default" r:id="rId14"/>
       <w:footerReference w:type="even" r:id="rId15"/>
       <w:footerReference w:type="default" r:id="rId16"/>
-      <w:headerReference w:type="first" r:id="rId17"/>
-      <w:footerReference w:type="first" r:id="rId18"/>
       <w:pgSz w:w="12240" w:h="15840"/>
       <w:pgMar w:top="1440" w:right="1440" w:bottom="1440" w:left="1440" w:header="720" w:footer="720" w:gutter="0"/>
       <w:pgNumType w:start="1"/>
@@ -29686,7 +31308,7 @@
                 <w:bCs/>
                 <w:noProof/>
               </w:rPr>
-              <w:t>13</w:t>
+              <w:t>14</w:t>
             </w:r>
             <w:r>
               <w:rPr>
@@ -29842,7 +31464,7 @@
                 <w:bCs/>
                 <w:noProof/>
               </w:rPr>
-              <w:t>11</w:t>
+              <w:t>13</w:t>
             </w:r>
             <w:r>
               <w:rPr>
@@ -29890,7 +31512,7 @@
                 <w:bCs/>
                 <w:noProof/>
               </w:rPr>
-              <w:t>13</w:t>
+              <w:t>14</w:t>
             </w:r>
             <w:r>
               <w:rPr>
@@ -29976,16 +31598,6 @@
         <w:tab w:val="left" w:pos="1155"/>
       </w:tabs>
       <w:jc w:val="right"/>
-    </w:pPr>
-  </w:p>
-</w:ftr>
-</file>
-
-<file path=word/footer3.xml><?xml version="1.0" encoding="utf-8"?>
-<w:ftr xmlns:wpc="http://schemas.microsoft.com/office/word/2010/wordprocessingCanvas" xmlns:cx="http://schemas.microsoft.com/office/drawing/2014/chartex" xmlns:cx1="http://schemas.microsoft.com/office/drawing/2015/9/8/chartex" xmlns:mc="http://schemas.openxmlformats.org/markup-compatibility/2006" xmlns:o="urn:schemas-microsoft-com:office:office" xmlns:r="http://schemas.openxmlformats.org/officeDocument/2006/relationships" xmlns:m="http://schemas.openxmlformats.org/officeDocument/2006/math" xmlns:v="urn:schemas-microsoft-com:vml" xmlns:wp14="http://schemas.microsoft.com/office/word/2010/wordprocessingDrawing" xmlns:wp="http://schemas.openxmlformats.org/drawingml/2006/wordprocessingDrawing" xmlns:w10="urn:schemas-microsoft-com:office:word" xmlns:w="http://schemas.openxmlformats.org/wordprocessingml/2006/main" xmlns:w14="http://schemas.microsoft.com/office/word/2010/wordml" xmlns:w15="http://schemas.microsoft.com/office/word/2012/wordml" xmlns:w16se="http://schemas.microsoft.com/office/word/2015/wordml/symex" xmlns:wpg="http://schemas.microsoft.com/office/word/2010/wordprocessingGroup" xmlns:wpi="http://schemas.microsoft.com/office/word/2010/wordprocessingInk" xmlns:wne="http://schemas.microsoft.com/office/word/2006/wordml" xmlns:wps="http://schemas.microsoft.com/office/word/2010/wordprocessingShape" mc:Ignorable="w14 w15 w16se wp14">
-  <w:p>
-    <w:pPr>
-      <w:pStyle w:val="a4"/>
     </w:pPr>
   </w:p>
 </w:ftr>
@@ -30135,16 +31747,6 @@
 </w:hdr>
 </file>
 
-<file path=word/header3.xml><?xml version="1.0" encoding="utf-8"?>
-<w:hdr xmlns:wpc="http://schemas.microsoft.com/office/word/2010/wordprocessingCanvas" xmlns:cx="http://schemas.microsoft.com/office/drawing/2014/chartex" xmlns:cx1="http://schemas.microsoft.com/office/drawing/2015/9/8/chartex" xmlns:mc="http://schemas.openxmlformats.org/markup-compatibility/2006" xmlns:o="urn:schemas-microsoft-com:office:office" xmlns:r="http://schemas.openxmlformats.org/officeDocument/2006/relationships" xmlns:m="http://schemas.openxmlformats.org/officeDocument/2006/math" xmlns:v="urn:schemas-microsoft-com:vml" xmlns:wp14="http://schemas.microsoft.com/office/word/2010/wordprocessingDrawing" xmlns:wp="http://schemas.openxmlformats.org/drawingml/2006/wordprocessingDrawing" xmlns:w10="urn:schemas-microsoft-com:office:word" xmlns:w="http://schemas.openxmlformats.org/wordprocessingml/2006/main" xmlns:w14="http://schemas.microsoft.com/office/word/2010/wordml" xmlns:w15="http://schemas.microsoft.com/office/word/2012/wordml" xmlns:w16se="http://schemas.microsoft.com/office/word/2015/wordml/symex" xmlns:wpg="http://schemas.microsoft.com/office/word/2010/wordprocessingGroup" xmlns:wpi="http://schemas.microsoft.com/office/word/2010/wordprocessingInk" xmlns:wne="http://schemas.microsoft.com/office/word/2006/wordml" xmlns:wps="http://schemas.microsoft.com/office/word/2010/wordprocessingShape" mc:Ignorable="w14 w15 w16se wp14">
-  <w:p>
-    <w:pPr>
-      <w:pStyle w:val="a3"/>
-    </w:pPr>
-  </w:p>
-</w:hdr>
-</file>
-
 <file path=word/numbering.xml><?xml version="1.0" encoding="utf-8"?>
 <w:numbering xmlns:wpc="http://schemas.microsoft.com/office/word/2010/wordprocessingCanvas" xmlns:cx="http://schemas.microsoft.com/office/drawing/2014/chartex" xmlns:cx1="http://schemas.microsoft.com/office/drawing/2015/9/8/chartex" xmlns:mc="http://schemas.openxmlformats.org/markup-compatibility/2006" xmlns:o="urn:schemas-microsoft-com:office:office" xmlns:r="http://schemas.openxmlformats.org/officeDocument/2006/relationships" xmlns:m="http://schemas.openxmlformats.org/officeDocument/2006/math" xmlns:v="urn:schemas-microsoft-com:vml" xmlns:wp14="http://schemas.microsoft.com/office/word/2010/wordprocessingDrawing" xmlns:wp="http://schemas.openxmlformats.org/drawingml/2006/wordprocessingDrawing" xmlns:w10="urn:schemas-microsoft-com:office:word" xmlns:w="http://schemas.openxmlformats.org/wordprocessingml/2006/main" xmlns:w14="http://schemas.microsoft.com/office/word/2010/wordml" xmlns:w15="http://schemas.microsoft.com/office/word/2012/wordml" xmlns:w16se="http://schemas.microsoft.com/office/word/2015/wordml/symex" xmlns:wpg="http://schemas.microsoft.com/office/word/2010/wordprocessingGroup" xmlns:wpi="http://schemas.microsoft.com/office/word/2010/wordprocessingInk" xmlns:wne="http://schemas.microsoft.com/office/word/2006/wordml" xmlns:wps="http://schemas.microsoft.com/office/word/2010/wordprocessingShape" mc:Ignorable="w14 w15 w16se wp14">
   <w:abstractNum w:abstractNumId="0" w15:restartNumberingAfterBreak="0">
@@ -32506,6 +34108,95 @@
     </w:lvl>
   </w:abstractNum>
   <w:abstractNum w:abstractNumId="22" w15:restartNumberingAfterBreak="0">
+    <w:nsid w:val="42737FB1"/>
+    <w:multiLevelType w:val="hybridMultilevel"/>
+    <w:tmpl w:val="C69A88E4"/>
+    <w:lvl w:ilvl="0" w:tplc="BA20F30C">
+      <w:start w:val="16"/>
+      <w:numFmt w:val="decimal"/>
+      <w:lvlText w:val="%1."/>
+      <w:lvlJc w:val="left"/>
+      <w:pPr>
+        <w:ind w:left="390" w:hanging="390"/>
+      </w:pPr>
+      <w:rPr>
+        <w:rFonts w:hint="default"/>
+      </w:rPr>
+    </w:lvl>
+    <w:lvl w:ilvl="1" w:tplc="04090019" w:tentative="1">
+      <w:start w:val="1"/>
+      <w:numFmt w:val="upperLetter"/>
+      <w:lvlText w:val="%2."/>
+      <w:lvlJc w:val="left"/>
+      <w:pPr>
+        <w:ind w:left="800" w:hanging="400"/>
+      </w:pPr>
+    </w:lvl>
+    <w:lvl w:ilvl="2" w:tplc="0409001B" w:tentative="1">
+      <w:start w:val="1"/>
+      <w:numFmt w:val="lowerRoman"/>
+      <w:lvlText w:val="%3."/>
+      <w:lvlJc w:val="right"/>
+      <w:pPr>
+        <w:ind w:left="1200" w:hanging="400"/>
+      </w:pPr>
+    </w:lvl>
+    <w:lvl w:ilvl="3" w:tplc="0409000F" w:tentative="1">
+      <w:start w:val="1"/>
+      <w:numFmt w:val="decimal"/>
+      <w:lvlText w:val="%4."/>
+      <w:lvlJc w:val="left"/>
+      <w:pPr>
+        <w:ind w:left="1600" w:hanging="400"/>
+      </w:pPr>
+    </w:lvl>
+    <w:lvl w:ilvl="4" w:tplc="04090019" w:tentative="1">
+      <w:start w:val="1"/>
+      <w:numFmt w:val="upperLetter"/>
+      <w:lvlText w:val="%5."/>
+      <w:lvlJc w:val="left"/>
+      <w:pPr>
+        <w:ind w:left="2000" w:hanging="400"/>
+      </w:pPr>
+    </w:lvl>
+    <w:lvl w:ilvl="5" w:tplc="0409001B" w:tentative="1">
+      <w:start w:val="1"/>
+      <w:numFmt w:val="lowerRoman"/>
+      <w:lvlText w:val="%6."/>
+      <w:lvlJc w:val="right"/>
+      <w:pPr>
+        <w:ind w:left="2400" w:hanging="400"/>
+      </w:pPr>
+    </w:lvl>
+    <w:lvl w:ilvl="6" w:tplc="0409000F" w:tentative="1">
+      <w:start w:val="1"/>
+      <w:numFmt w:val="decimal"/>
+      <w:lvlText w:val="%7."/>
+      <w:lvlJc w:val="left"/>
+      <w:pPr>
+        <w:ind w:left="2800" w:hanging="400"/>
+      </w:pPr>
+    </w:lvl>
+    <w:lvl w:ilvl="7" w:tplc="04090019" w:tentative="1">
+      <w:start w:val="1"/>
+      <w:numFmt w:val="upperLetter"/>
+      <w:lvlText w:val="%8."/>
+      <w:lvlJc w:val="left"/>
+      <w:pPr>
+        <w:ind w:left="3200" w:hanging="400"/>
+      </w:pPr>
+    </w:lvl>
+    <w:lvl w:ilvl="8" w:tplc="0409001B" w:tentative="1">
+      <w:start w:val="1"/>
+      <w:numFmt w:val="lowerRoman"/>
+      <w:lvlText w:val="%9."/>
+      <w:lvlJc w:val="right"/>
+      <w:pPr>
+        <w:ind w:left="3600" w:hanging="400"/>
+      </w:pPr>
+    </w:lvl>
+  </w:abstractNum>
+  <w:abstractNum w:abstractNumId="23" w15:restartNumberingAfterBreak="0">
     <w:nsid w:val="4469374C"/>
     <w:multiLevelType w:val="multilevel"/>
     <w:tmpl w:val="16307FBA"/>
@@ -32618,7 +34309,7 @@
       </w:rPr>
     </w:lvl>
   </w:abstractNum>
-  <w:abstractNum w:abstractNumId="23" w15:restartNumberingAfterBreak="0">
+  <w:abstractNum w:abstractNumId="24" w15:restartNumberingAfterBreak="0">
     <w:nsid w:val="470C69C2"/>
     <w:multiLevelType w:val="multilevel"/>
     <w:tmpl w:val="2B2C9100"/>
@@ -32731,7 +34422,7 @@
       </w:rPr>
     </w:lvl>
   </w:abstractNum>
-  <w:abstractNum w:abstractNumId="24" w15:restartNumberingAfterBreak="0">
+  <w:abstractNum w:abstractNumId="25" w15:restartNumberingAfterBreak="0">
     <w:nsid w:val="4B8D19AF"/>
     <w:multiLevelType w:val="multilevel"/>
     <w:tmpl w:val="24D4547A"/>
@@ -32844,7 +34535,7 @@
       </w:rPr>
     </w:lvl>
   </w:abstractNum>
-  <w:abstractNum w:abstractNumId="25" w15:restartNumberingAfterBreak="0">
+  <w:abstractNum w:abstractNumId="26" w15:restartNumberingAfterBreak="0">
     <w:nsid w:val="4C3E3B18"/>
     <w:multiLevelType w:val="multilevel"/>
     <w:tmpl w:val="A58C7248"/>
@@ -32957,7 +34648,7 @@
       </w:rPr>
     </w:lvl>
   </w:abstractNum>
-  <w:abstractNum w:abstractNumId="26" w15:restartNumberingAfterBreak="0">
+  <w:abstractNum w:abstractNumId="27" w15:restartNumberingAfterBreak="0">
     <w:nsid w:val="4D853269"/>
     <w:multiLevelType w:val="hybridMultilevel"/>
     <w:tmpl w:val="52F61006"/>
@@ -33043,7 +34734,7 @@
       </w:pPr>
     </w:lvl>
   </w:abstractNum>
-  <w:abstractNum w:abstractNumId="27" w15:restartNumberingAfterBreak="0">
+  <w:abstractNum w:abstractNumId="28" w15:restartNumberingAfterBreak="0">
     <w:nsid w:val="51417699"/>
     <w:multiLevelType w:val="hybridMultilevel"/>
     <w:tmpl w:val="14C29966"/>
@@ -33132,7 +34823,7 @@
       </w:pPr>
     </w:lvl>
   </w:abstractNum>
-  <w:abstractNum w:abstractNumId="28" w15:restartNumberingAfterBreak="0">
+  <w:abstractNum w:abstractNumId="29" w15:restartNumberingAfterBreak="0">
     <w:nsid w:val="52327F9B"/>
     <w:multiLevelType w:val="hybridMultilevel"/>
     <w:tmpl w:val="CA048872"/>
@@ -33221,7 +34912,7 @@
       </w:pPr>
     </w:lvl>
   </w:abstractNum>
-  <w:abstractNum w:abstractNumId="29" w15:restartNumberingAfterBreak="0">
+  <w:abstractNum w:abstractNumId="30" w15:restartNumberingAfterBreak="0">
     <w:nsid w:val="595D0E64"/>
     <w:multiLevelType w:val="hybridMultilevel"/>
     <w:tmpl w:val="33FCAC50"/>
@@ -33307,7 +34998,7 @@
       </w:pPr>
     </w:lvl>
   </w:abstractNum>
-  <w:abstractNum w:abstractNumId="30" w15:restartNumberingAfterBreak="0">
+  <w:abstractNum w:abstractNumId="31" w15:restartNumberingAfterBreak="0">
     <w:nsid w:val="5D222322"/>
     <w:multiLevelType w:val="multilevel"/>
     <w:tmpl w:val="1012D82C"/>
@@ -33420,7 +35111,7 @@
       </w:rPr>
     </w:lvl>
   </w:abstractNum>
-  <w:abstractNum w:abstractNumId="31" w15:restartNumberingAfterBreak="0">
+  <w:abstractNum w:abstractNumId="32" w15:restartNumberingAfterBreak="0">
     <w:nsid w:val="62826B2F"/>
     <w:multiLevelType w:val="hybridMultilevel"/>
     <w:tmpl w:val="DB7A69B4"/>
@@ -33509,7 +35200,7 @@
       </w:pPr>
     </w:lvl>
   </w:abstractNum>
-  <w:abstractNum w:abstractNumId="32" w15:restartNumberingAfterBreak="0">
+  <w:abstractNum w:abstractNumId="33" w15:restartNumberingAfterBreak="0">
     <w:nsid w:val="636B5A38"/>
     <w:multiLevelType w:val="hybridMultilevel"/>
     <w:tmpl w:val="B3E4AC6E"/>
@@ -33598,7 +35289,7 @@
       </w:pPr>
     </w:lvl>
   </w:abstractNum>
-  <w:abstractNum w:abstractNumId="33" w15:restartNumberingAfterBreak="0">
+  <w:abstractNum w:abstractNumId="34" w15:restartNumberingAfterBreak="0">
     <w:nsid w:val="67C23837"/>
     <w:multiLevelType w:val="hybridMultilevel"/>
     <w:tmpl w:val="B6988992"/>
@@ -33684,7 +35375,7 @@
       </w:pPr>
     </w:lvl>
   </w:abstractNum>
-  <w:abstractNum w:abstractNumId="34" w15:restartNumberingAfterBreak="0">
+  <w:abstractNum w:abstractNumId="35" w15:restartNumberingAfterBreak="0">
     <w:nsid w:val="78EF2B21"/>
     <w:multiLevelType w:val="hybridMultilevel"/>
     <w:tmpl w:val="80B07CDA"/>
@@ -33770,7 +35461,7 @@
       </w:pPr>
     </w:lvl>
   </w:abstractNum>
-  <w:abstractNum w:abstractNumId="35" w15:restartNumberingAfterBreak="0">
+  <w:abstractNum w:abstractNumId="36" w15:restartNumberingAfterBreak="0">
     <w:nsid w:val="7B39041E"/>
     <w:multiLevelType w:val="multilevel"/>
     <w:tmpl w:val="26A63360"/>
@@ -33980,34 +35671,34 @@
     <w:abstractNumId w:val="18"/>
   </w:num>
   <w:num w:numId="3">
-    <w:abstractNumId w:val="22"/>
+    <w:abstractNumId w:val="23"/>
   </w:num>
   <w:num w:numId="4">
-    <w:abstractNumId w:val="24"/>
+    <w:abstractNumId w:val="25"/>
   </w:num>
   <w:num w:numId="5">
     <w:abstractNumId w:val="10"/>
   </w:num>
   <w:num w:numId="6">
-    <w:abstractNumId w:val="23"/>
+    <w:abstractNumId w:val="24"/>
   </w:num>
   <w:num w:numId="7">
     <w:abstractNumId w:val="3"/>
   </w:num>
   <w:num w:numId="8">
-    <w:abstractNumId w:val="25"/>
+    <w:abstractNumId w:val="26"/>
   </w:num>
   <w:num w:numId="9">
-    <w:abstractNumId w:val="30"/>
+    <w:abstractNumId w:val="31"/>
   </w:num>
   <w:num w:numId="10">
-    <w:abstractNumId w:val="35"/>
+    <w:abstractNumId w:val="36"/>
   </w:num>
   <w:num w:numId="11">
     <w:abstractNumId w:val="5"/>
   </w:num>
   <w:num w:numId="12">
-    <w:abstractNumId w:val="22"/>
+    <w:abstractNumId w:val="23"/>
     <w:lvlOverride w:ilvl="0">
       <w:startOverride w:val="1"/>
     </w:lvlOverride>
@@ -34079,22 +35770,22 @@
     <w:abstractNumId w:val="5"/>
   </w:num>
   <w:num w:numId="18">
-    <w:abstractNumId w:val="28"/>
+    <w:abstractNumId w:val="29"/>
   </w:num>
   <w:num w:numId="19">
-    <w:abstractNumId w:val="31"/>
+    <w:abstractNumId w:val="32"/>
   </w:num>
   <w:num w:numId="20">
-    <w:abstractNumId w:val="34"/>
+    <w:abstractNumId w:val="35"/>
   </w:num>
   <w:num w:numId="21">
-    <w:abstractNumId w:val="27"/>
+    <w:abstractNumId w:val="28"/>
   </w:num>
   <w:num w:numId="22">
     <w:abstractNumId w:val="21"/>
   </w:num>
   <w:num w:numId="23">
-    <w:abstractNumId w:val="33"/>
+    <w:abstractNumId w:val="34"/>
   </w:num>
   <w:num w:numId="24">
     <w:abstractNumId w:val="13"/>
@@ -34115,7 +35806,7 @@
     <w:abstractNumId w:val="15"/>
   </w:num>
   <w:num w:numId="30">
-    <w:abstractNumId w:val="32"/>
+    <w:abstractNumId w:val="33"/>
   </w:num>
   <w:num w:numId="31">
     <w:abstractNumId w:val="19"/>
@@ -34127,13 +35818,13 @@
     <w:abstractNumId w:val="9"/>
   </w:num>
   <w:num w:numId="34">
-    <w:abstractNumId w:val="26"/>
+    <w:abstractNumId w:val="27"/>
   </w:num>
   <w:num w:numId="35">
     <w:abstractNumId w:val="12"/>
   </w:num>
   <w:num w:numId="36">
-    <w:abstractNumId w:val="29"/>
+    <w:abstractNumId w:val="30"/>
   </w:num>
   <w:num w:numId="37">
     <w:abstractNumId w:val="4"/>
@@ -34152,6 +35843,9 @@
   </w:num>
   <w:num w:numId="42">
     <w:abstractNumId w:val="0"/>
+  </w:num>
+  <w:num w:numId="43">
+    <w:abstractNumId w:val="22"/>
   </w:num>
 </w:numbering>
 </file>
